--- a/encryption/public_key_encryption/algorithms.docx
+++ b/encryption/public_key_encryption/algorithms.docx
@@ -1,6 +1,6 @@
 
 <file path=word/document.xml><?xml version="1.0" encoding="utf-8"?>
-<w:document xmlns:wpc="http://schemas.microsoft.com/office/word/2010/wordprocessingCanvas" xmlns:cx="http://schemas.microsoft.com/office/drawing/2014/chartex" xmlns:cx1="http://schemas.microsoft.com/office/drawing/2015/9/8/chartex" xmlns:cx2="http://schemas.microsoft.com/office/drawing/2015/10/21/chartex" xmlns:cx3="http://schemas.microsoft.com/office/drawing/2016/5/9/chartex" xmlns:cx4="http://schemas.microsoft.com/office/drawing/2016/5/10/chartex" xmlns:cx5="http://schemas.microsoft.com/office/drawing/2016/5/11/chartex" xmlns:cx6="http://schemas.microsoft.com/office/drawing/2016/5/12/chartex" xmlns:cx7="http://schemas.microsoft.com/office/drawing/2016/5/13/chartex" xmlns:cx8="http://schemas.microsoft.com/office/drawing/2016/5/14/chartex" xmlns:mc="http://schemas.openxmlformats.org/markup-compatibility/2006" xmlns:aink="http://schemas.microsoft.com/office/drawing/2016/ink" xmlns:am3d="http://schemas.microsoft.com/office/drawing/2017/model3d" xmlns:o="urn:schemas-microsoft-com:office:office" xmlns:oel="http://schemas.microsoft.com/office/2019/extlst" xmlns:r="http://schemas.openxmlformats.org/officeDocument/2006/relationships" xmlns:m="http://schemas.openxmlformats.org/officeDocument/2006/math" xmlns:v="urn:schemas-microsoft-com:vml" xmlns:wp14="http://schemas.microsoft.com/office/word/2010/wordprocessingDrawing" xmlns:wp="http://schemas.openxmlformats.org/drawingml/2006/wordprocessingDrawing" xmlns:w10="urn:schemas-microsoft-com:office:word" xmlns:w="http://schemas.openxmlformats.org/wordprocessingml/2006/main" xmlns:w14="http://schemas.microsoft.com/office/word/2010/wordml" xmlns:w15="http://schemas.microsoft.com/office/word/2012/wordml" xmlns:w16cex="http://schemas.microsoft.com/office/word/2018/wordml/cex" xmlns:w16cid="http://schemas.microsoft.com/office/word/2016/wordml/cid" xmlns:w16="http://schemas.microsoft.com/office/word/2018/wordml" xmlns:w16du="http://schemas.microsoft.com/office/word/2023/wordml/word16du" xmlns:w16sdtdh="http://schemas.microsoft.com/office/word/2020/wordml/sdtdatahash" xmlns:w16sdtfl="http://schemas.microsoft.com/office/word/2024/wordml/sdtformatlock" xmlns:w16se="http://schemas.microsoft.com/office/word/2015/wordml/symex" xmlns:wpg="http://schemas.microsoft.com/office/word/2010/wordprocessingGroup" xmlns:wpi="http://schemas.microsoft.com/office/word/2010/wordprocessingInk" xmlns:wne="http://schemas.microsoft.com/office/word/2006/wordml" xmlns:wps="http://schemas.microsoft.com/office/word/2010/wordprocessingShape" mc:Ignorable="w14 w15 w16se w16cid w16 w16cex w16sdtdh w16sdtfl w16du wp14">
+<w:document xmlns:wpc="http://schemas.microsoft.com/office/word/2010/wordprocessingCanvas" xmlns:cx="http://schemas.microsoft.com/office/drawing/2014/chartex" xmlns:cx1="http://schemas.microsoft.com/office/drawing/2015/9/8/chartex" xmlns:cx2="http://schemas.microsoft.com/office/drawing/2015/10/21/chartex" xmlns:cx3="http://schemas.microsoft.com/office/drawing/2016/5/9/chartex" xmlns:cx4="http://schemas.microsoft.com/office/drawing/2016/5/10/chartex" xmlns:cx5="http://schemas.microsoft.com/office/drawing/2016/5/11/chartex" xmlns:cx6="http://schemas.microsoft.com/office/drawing/2016/5/12/chartex" xmlns:cx7="http://schemas.microsoft.com/office/drawing/2016/5/13/chartex" xmlns:cx8="http://schemas.microsoft.com/office/drawing/2016/5/14/chartex" xmlns:mc="http://schemas.openxmlformats.org/markup-compatibility/2006" xmlns:aink="http://schemas.microsoft.com/office/drawing/2016/ink" xmlns:am3d="http://schemas.microsoft.com/office/drawing/2017/model3d" xmlns:o="urn:schemas-microsoft-com:office:office" xmlns:r="http://schemas.openxmlformats.org/officeDocument/2006/relationships" xmlns:m="http://schemas.openxmlformats.org/officeDocument/2006/math" xmlns:v="urn:schemas-microsoft-com:vml" xmlns:wp14="http://schemas.microsoft.com/office/word/2010/wordprocessingDrawing" xmlns:wp="http://schemas.openxmlformats.org/drawingml/2006/wordprocessingDrawing" xmlns:w10="urn:schemas-microsoft-com:office:word" xmlns:w="http://schemas.openxmlformats.org/wordprocessingml/2006/main" xmlns:w14="http://schemas.microsoft.com/office/word/2010/wordml" xmlns:w15="http://schemas.microsoft.com/office/word/2012/wordml" xmlns:w16cex="http://schemas.microsoft.com/office/word/2018/wordml/cex" xmlns:w16cid="http://schemas.microsoft.com/office/word/2016/wordml/cid" xmlns:w16="http://schemas.microsoft.com/office/word/2018/wordml" xmlns:w16sdtdh="http://schemas.microsoft.com/office/word/2020/wordml/sdtdatahash" xmlns:w16se="http://schemas.microsoft.com/office/word/2015/wordml/symex" xmlns:wpg="http://schemas.microsoft.com/office/word/2010/wordprocessingGroup" xmlns:wpi="http://schemas.microsoft.com/office/word/2010/wordprocessingInk" xmlns:wne="http://schemas.microsoft.com/office/word/2006/wordml" xmlns:wps="http://schemas.microsoft.com/office/word/2010/wordprocessingShape" mc:Ignorable="w14 w15 w16se w16cid w16 w16cex w16sdtdh wp14">
   <w:body>
     <w:p>
       <w:pPr>
@@ -35,7 +35,14 @@
           <w:szCs w:val="28"/>
         </w:rPr>
         <w:br/>
-        <w:t>7</w:t>
+      </w:r>
+      <w:r>
+        <w:rPr>
+          <w:rFonts w:ascii="Times New Roman" w:hAnsi="Times New Roman" w:cs="Times New Roman"/>
+          <w:sz w:val="28"/>
+          <w:szCs w:val="28"/>
+        </w:rPr>
+        <w:t>5</w:t>
       </w:r>
       <w:r>
         <w:rPr>
@@ -44,7 +51,7 @@
           <w:szCs w:val="28"/>
           <w:vertAlign w:val="superscript"/>
         </w:rPr>
-        <w:t>6</w:t>
+        <w:t>4</w:t>
       </w:r>
       <w:r>
         <w:rPr>
@@ -69,24 +76,6 @@
           <w:sz w:val="28"/>
           <w:szCs w:val="28"/>
         </w:rPr>
-        <w:t xml:space="preserve"> 5, </w:t>
-      </w:r>
-      <w:proofErr w:type="gramStart"/>
-      <w:r>
-        <w:rPr>
-          <w:rFonts w:ascii="Times New Roman" w:hAnsi="Times New Roman" w:cs="Times New Roman"/>
-          <w:sz w:val="28"/>
-          <w:szCs w:val="28"/>
-        </w:rPr>
-        <w:t>т.е.</w:t>
-      </w:r>
-      <w:proofErr w:type="gramEnd"/>
-      <w:r>
-        <w:rPr>
-          <w:rFonts w:ascii="Times New Roman" w:hAnsi="Times New Roman" w:cs="Times New Roman"/>
-          <w:sz w:val="28"/>
-          <w:szCs w:val="28"/>
-        </w:rPr>
         <w:t xml:space="preserve"> </w:t>
       </w:r>
       <w:r>
@@ -94,6 +83,30 @@
           <w:rFonts w:ascii="Times New Roman" w:hAnsi="Times New Roman" w:cs="Times New Roman"/>
           <w:sz w:val="28"/>
           <w:szCs w:val="28"/>
+        </w:rPr>
+        <w:t>3</w:t>
+      </w:r>
+      <w:r>
+        <w:rPr>
+          <w:rFonts w:ascii="Times New Roman" w:hAnsi="Times New Roman" w:cs="Times New Roman"/>
+          <w:sz w:val="28"/>
+          <w:szCs w:val="28"/>
+        </w:rPr>
+        <w:t xml:space="preserve">, </w:t>
+      </w:r>
+      <w:r>
+        <w:rPr>
+          <w:rFonts w:ascii="Times New Roman" w:hAnsi="Times New Roman" w:cs="Times New Roman"/>
+          <w:sz w:val="28"/>
+          <w:szCs w:val="28"/>
+        </w:rPr>
+        <w:t xml:space="preserve">т.е. </w:t>
+      </w:r>
+      <w:r>
+        <w:rPr>
+          <w:rFonts w:ascii="Times New Roman" w:hAnsi="Times New Roman" w:cs="Times New Roman"/>
+          <w:sz w:val="28"/>
+          <w:szCs w:val="28"/>
           <w:lang w:val="en-US"/>
         </w:rPr>
         <w:t>a</w:t>
@@ -104,7 +117,31 @@
           <w:sz w:val="28"/>
           <w:szCs w:val="28"/>
         </w:rPr>
-        <w:t xml:space="preserve">=7, </w:t>
+        <w:t xml:space="preserve"> </w:t>
+      </w:r>
+      <w:r>
+        <w:rPr>
+          <w:rFonts w:ascii="Times New Roman" w:hAnsi="Times New Roman" w:cs="Times New Roman"/>
+          <w:sz w:val="28"/>
+          <w:szCs w:val="28"/>
+        </w:rPr>
+        <w:t>=</w:t>
+      </w:r>
+      <w:r>
+        <w:rPr>
+          <w:rFonts w:ascii="Times New Roman" w:hAnsi="Times New Roman" w:cs="Times New Roman"/>
+          <w:sz w:val="28"/>
+          <w:szCs w:val="28"/>
+        </w:rPr>
+        <w:t xml:space="preserve"> 5</w:t>
+      </w:r>
+      <w:r>
+        <w:rPr>
+          <w:rFonts w:ascii="Times New Roman" w:hAnsi="Times New Roman" w:cs="Times New Roman"/>
+          <w:sz w:val="28"/>
+          <w:szCs w:val="28"/>
+        </w:rPr>
+        <w:t xml:space="preserve">, </w:t>
       </w:r>
       <w:r>
         <w:rPr>
@@ -121,7 +158,31 @@
           <w:sz w:val="28"/>
           <w:szCs w:val="28"/>
         </w:rPr>
-        <w:t xml:space="preserve">=6, </w:t>
+        <w:t xml:space="preserve"> </w:t>
+      </w:r>
+      <w:r>
+        <w:rPr>
+          <w:rFonts w:ascii="Times New Roman" w:hAnsi="Times New Roman" w:cs="Times New Roman"/>
+          <w:sz w:val="28"/>
+          <w:szCs w:val="28"/>
+        </w:rPr>
+        <w:t>=</w:t>
+      </w:r>
+      <w:r>
+        <w:rPr>
+          <w:rFonts w:ascii="Times New Roman" w:hAnsi="Times New Roman" w:cs="Times New Roman"/>
+          <w:sz w:val="28"/>
+          <w:szCs w:val="28"/>
+        </w:rPr>
+        <w:t>4</w:t>
+      </w:r>
+      <w:r>
+        <w:rPr>
+          <w:rFonts w:ascii="Times New Roman" w:hAnsi="Times New Roman" w:cs="Times New Roman"/>
+          <w:sz w:val="28"/>
+          <w:szCs w:val="28"/>
+        </w:rPr>
+        <w:t xml:space="preserve">, </w:t>
       </w:r>
       <w:r>
         <w:rPr>
@@ -138,12 +199,20 @@
           <w:sz w:val="28"/>
           <w:szCs w:val="28"/>
         </w:rPr>
-        <w:t xml:space="preserve"> = 5</w:t>
+        <w:t xml:space="preserve"> = </w:t>
+      </w:r>
+      <w:r>
+        <w:rPr>
+          <w:rFonts w:ascii="Times New Roman" w:hAnsi="Times New Roman" w:cs="Times New Roman"/>
+          <w:sz w:val="28"/>
+          <w:szCs w:val="28"/>
+        </w:rPr>
+        <w:t>3</w:t>
       </w:r>
     </w:p>
     <w:tbl>
       <w:tblPr>
-        <w:tblW w:w="5239" w:type="dxa"/>
+        <w:tblW w:w="5282" w:type="dxa"/>
         <w:tblInd w:w="557" w:type="dxa"/>
         <w:tblLook w:val="04A0" w:firstRow="1" w:lastRow="0" w:firstColumn="1" w:lastColumn="0" w:noHBand="0" w:noVBand="1"/>
       </w:tblPr>
@@ -204,7 +273,7 @@
         </w:tc>
         <w:tc>
           <w:tcPr>
-            <w:tcW w:w="1186" w:type="dxa"/>
+            <w:tcW w:w="1204" w:type="dxa"/>
             <w:tcBorders>
               <w:top w:val="single" w:sz="8" w:space="0" w:color="auto"/>
               <w:left w:val="nil"/>
@@ -296,7 +365,7 @@
         </w:tc>
         <w:tc>
           <w:tcPr>
-            <w:tcW w:w="1093" w:type="dxa"/>
+            <w:tcW w:w="1118" w:type="dxa"/>
             <w:tcBorders>
               <w:top w:val="single" w:sz="8" w:space="0" w:color="auto"/>
               <w:left w:val="nil"/>
@@ -383,13 +452,13 @@
                 <w:lang w:eastAsia="ru-RU"/>
                 <w14:ligatures w14:val="none"/>
               </w:rPr>
-              <w:t>7</w:t>
-            </w:r>
-          </w:p>
-        </w:tc>
-        <w:tc>
-          <w:tcPr>
-            <w:tcW w:w="1186" w:type="dxa"/>
+              <w:t>5</w:t>
+            </w:r>
+          </w:p>
+        </w:tc>
+        <w:tc>
+          <w:tcPr>
+            <w:tcW w:w="1204" w:type="dxa"/>
             <w:tcBorders>
               <w:top w:val="nil"/>
               <w:left w:val="nil"/>
@@ -425,7 +494,7 @@
                 <w:lang w:eastAsia="ru-RU"/>
                 <w14:ligatures w14:val="none"/>
               </w:rPr>
-              <w:t>6</w:t>
+              <w:t>4</w:t>
             </w:r>
           </w:p>
         </w:tc>
@@ -473,7 +542,7 @@
         </w:tc>
         <w:tc>
           <w:tcPr>
-            <w:tcW w:w="1093" w:type="dxa"/>
+            <w:tcW w:w="1118" w:type="dxa"/>
             <w:tcBorders>
               <w:top w:val="nil"/>
               <w:left w:val="nil"/>
@@ -556,13 +625,13 @@
                 <w:lang w:eastAsia="ru-RU"/>
                 <w14:ligatures w14:val="none"/>
               </w:rPr>
-              <w:t>4</w:t>
-            </w:r>
-          </w:p>
-        </w:tc>
-        <w:tc>
-          <w:tcPr>
-            <w:tcW w:w="1186" w:type="dxa"/>
+              <w:t>1</w:t>
+            </w:r>
+          </w:p>
+        </w:tc>
+        <w:tc>
+          <w:tcPr>
+            <w:tcW w:w="1204" w:type="dxa"/>
             <w:tcBorders>
               <w:top w:val="nil"/>
               <w:left w:val="nil"/>
@@ -598,7 +667,7 @@
                 <w:lang w:eastAsia="ru-RU"/>
                 <w14:ligatures w14:val="none"/>
               </w:rPr>
-              <w:t>3</w:t>
+              <w:t>2</w:t>
             </w:r>
           </w:p>
         </w:tc>
@@ -646,7 +715,7 @@
         </w:tc>
         <w:tc>
           <w:tcPr>
-            <w:tcW w:w="1093" w:type="dxa"/>
+            <w:tcW w:w="1118" w:type="dxa"/>
             <w:tcBorders>
               <w:top w:val="nil"/>
               <w:left w:val="nil"/>
@@ -729,13 +798,13 @@
                 <w:lang w:eastAsia="ru-RU"/>
                 <w14:ligatures w14:val="none"/>
               </w:rPr>
-              <w:t>4</w:t>
-            </w:r>
-          </w:p>
-        </w:tc>
-        <w:tc>
-          <w:tcPr>
-            <w:tcW w:w="1186" w:type="dxa"/>
+              <w:t>1</w:t>
+            </w:r>
+          </w:p>
+        </w:tc>
+        <w:tc>
+          <w:tcPr>
+            <w:tcW w:w="1204" w:type="dxa"/>
             <w:tcBorders>
               <w:top w:val="nil"/>
               <w:left w:val="nil"/>
@@ -771,7 +840,7 @@
                 <w:lang w:eastAsia="ru-RU"/>
                 <w14:ligatures w14:val="none"/>
               </w:rPr>
-              <w:t>2</w:t>
+              <w:t>1</w:t>
             </w:r>
           </w:p>
         </w:tc>
@@ -813,13 +882,13 @@
                 <w:lang w:eastAsia="ru-RU"/>
                 <w14:ligatures w14:val="none"/>
               </w:rPr>
-              <w:t>4</w:t>
-            </w:r>
-          </w:p>
-        </w:tc>
-        <w:tc>
-          <w:tcPr>
-            <w:tcW w:w="1093" w:type="dxa"/>
+              <w:t>1</w:t>
+            </w:r>
+          </w:p>
+        </w:tc>
+        <w:tc>
+          <w:tcPr>
+            <w:tcW w:w="1118" w:type="dxa"/>
             <w:tcBorders>
               <w:top w:val="nil"/>
               <w:left w:val="nil"/>
@@ -908,7 +977,7 @@
         </w:tc>
         <w:tc>
           <w:tcPr>
-            <w:tcW w:w="1186" w:type="dxa"/>
+            <w:tcW w:w="1204" w:type="dxa"/>
             <w:tcBorders>
               <w:top w:val="nil"/>
               <w:left w:val="nil"/>
@@ -944,7 +1013,7 @@
                 <w:lang w:eastAsia="ru-RU"/>
                 <w14:ligatures w14:val="none"/>
               </w:rPr>
-              <w:t>1</w:t>
+              <w:t>0</w:t>
             </w:r>
           </w:p>
         </w:tc>
@@ -986,13 +1055,13 @@
                 <w:lang w:eastAsia="ru-RU"/>
                 <w14:ligatures w14:val="none"/>
               </w:rPr>
-              <w:t>4</w:t>
-            </w:r>
-          </w:p>
-        </w:tc>
-        <w:tc>
-          <w:tcPr>
-            <w:tcW w:w="1093" w:type="dxa"/>
+              <w:t>1</w:t>
+            </w:r>
+          </w:p>
+        </w:tc>
+        <w:tc>
+          <w:tcPr>
+            <w:tcW w:w="1118" w:type="dxa"/>
             <w:tcBorders>
               <w:top w:val="nil"/>
               <w:left w:val="nil"/>
@@ -1029,179 +1098,6 @@
                 <w14:ligatures w14:val="none"/>
               </w:rPr>
               <w:t>3</w:t>
-            </w:r>
-          </w:p>
-        </w:tc>
-      </w:tr>
-      <w:tr>
-        <w:trPr>
-          <w:trHeight w:val="315"/>
-        </w:trPr>
-        <w:tc>
-          <w:tcPr>
-            <w:tcW w:w="1480" w:type="dxa"/>
-            <w:tcBorders>
-              <w:top w:val="nil"/>
-              <w:left w:val="single" w:sz="8" w:space="0" w:color="auto"/>
-              <w:bottom w:val="single" w:sz="8" w:space="0" w:color="auto"/>
-              <w:right w:val="single" w:sz="8" w:space="0" w:color="auto"/>
-            </w:tcBorders>
-            <w:shd w:val="clear" w:color="auto" w:fill="auto"/>
-            <w:noWrap/>
-            <w:vAlign w:val="center"/>
-            <w:hideMark/>
-          </w:tcPr>
-          <w:p>
-            <w:pPr>
-              <w:spacing w:after="0" w:line="240" w:lineRule="auto"/>
-              <w:jc w:val="center"/>
-              <w:rPr>
-                <w:rFonts w:ascii="Calibri" w:eastAsia="Times New Roman" w:hAnsi="Calibri" w:cs="Calibri"/>
-                <w:color w:val="000000"/>
-                <w:kern w:val="0"/>
-                <w:sz w:val="22"/>
-                <w:szCs w:val="22"/>
-                <w:lang w:eastAsia="ru-RU"/>
-                <w14:ligatures w14:val="none"/>
-              </w:rPr>
-            </w:pPr>
-            <w:r>
-              <w:rPr>
-                <w:rFonts w:ascii="Calibri" w:eastAsia="Times New Roman" w:hAnsi="Calibri" w:cs="Calibri"/>
-                <w:color w:val="000000"/>
-                <w:kern w:val="0"/>
-                <w:sz w:val="22"/>
-                <w:szCs w:val="22"/>
-                <w:lang w:eastAsia="ru-RU"/>
-                <w14:ligatures w14:val="none"/>
-              </w:rPr>
-              <w:t>1</w:t>
-            </w:r>
-          </w:p>
-        </w:tc>
-        <w:tc>
-          <w:tcPr>
-            <w:tcW w:w="1186" w:type="dxa"/>
-            <w:tcBorders>
-              <w:top w:val="nil"/>
-              <w:left w:val="nil"/>
-              <w:bottom w:val="single" w:sz="8" w:space="0" w:color="auto"/>
-              <w:right w:val="single" w:sz="8" w:space="0" w:color="auto"/>
-            </w:tcBorders>
-            <w:shd w:val="clear" w:color="auto" w:fill="auto"/>
-            <w:noWrap/>
-            <w:vAlign w:val="center"/>
-            <w:hideMark/>
-          </w:tcPr>
-          <w:p>
-            <w:pPr>
-              <w:spacing w:after="0" w:line="240" w:lineRule="auto"/>
-              <w:jc w:val="center"/>
-              <w:rPr>
-                <w:rFonts w:ascii="Calibri" w:eastAsia="Times New Roman" w:hAnsi="Calibri" w:cs="Calibri"/>
-                <w:color w:val="000000"/>
-                <w:kern w:val="0"/>
-                <w:sz w:val="22"/>
-                <w:szCs w:val="22"/>
-                <w:lang w:eastAsia="ru-RU"/>
-                <w14:ligatures w14:val="none"/>
-              </w:rPr>
-            </w:pPr>
-            <w:r>
-              <w:rPr>
-                <w:rFonts w:ascii="Calibri" w:eastAsia="Times New Roman" w:hAnsi="Calibri" w:cs="Calibri"/>
-                <w:color w:val="000000"/>
-                <w:kern w:val="0"/>
-                <w:sz w:val="22"/>
-                <w:szCs w:val="22"/>
-                <w:lang w:eastAsia="ru-RU"/>
-                <w14:ligatures w14:val="none"/>
-              </w:rPr>
-              <w:t>0</w:t>
-            </w:r>
-          </w:p>
-        </w:tc>
-        <w:tc>
-          <w:tcPr>
-            <w:tcW w:w="1480" w:type="dxa"/>
-            <w:tcBorders>
-              <w:top w:val="nil"/>
-              <w:left w:val="nil"/>
-              <w:bottom w:val="single" w:sz="8" w:space="0" w:color="auto"/>
-              <w:right w:val="single" w:sz="8" w:space="0" w:color="auto"/>
-            </w:tcBorders>
-            <w:shd w:val="clear" w:color="auto" w:fill="auto"/>
-            <w:noWrap/>
-            <w:vAlign w:val="center"/>
-            <w:hideMark/>
-          </w:tcPr>
-          <w:p>
-            <w:pPr>
-              <w:spacing w:after="0" w:line="240" w:lineRule="auto"/>
-              <w:jc w:val="center"/>
-              <w:rPr>
-                <w:rFonts w:ascii="Calibri" w:eastAsia="Times New Roman" w:hAnsi="Calibri" w:cs="Calibri"/>
-                <w:color w:val="000000"/>
-                <w:kern w:val="0"/>
-                <w:sz w:val="22"/>
-                <w:szCs w:val="22"/>
-                <w:lang w:eastAsia="ru-RU"/>
-                <w14:ligatures w14:val="none"/>
-              </w:rPr>
-            </w:pPr>
-            <w:r>
-              <w:rPr>
-                <w:rFonts w:ascii="Calibri" w:eastAsia="Times New Roman" w:hAnsi="Calibri" w:cs="Calibri"/>
-                <w:color w:val="000000"/>
-                <w:kern w:val="0"/>
-                <w:sz w:val="22"/>
-                <w:szCs w:val="22"/>
-                <w:lang w:eastAsia="ru-RU"/>
-                <w14:ligatures w14:val="none"/>
-              </w:rPr>
-              <w:t>4</w:t>
-            </w:r>
-          </w:p>
-        </w:tc>
-        <w:tc>
-          <w:tcPr>
-            <w:tcW w:w="1093" w:type="dxa"/>
-            <w:tcBorders>
-              <w:top w:val="nil"/>
-              <w:left w:val="nil"/>
-              <w:bottom w:val="single" w:sz="8" w:space="0" w:color="auto"/>
-              <w:right w:val="single" w:sz="8" w:space="0" w:color="auto"/>
-            </w:tcBorders>
-            <w:shd w:val="clear" w:color="auto" w:fill="auto"/>
-            <w:noWrap/>
-            <w:vAlign w:val="center"/>
-            <w:hideMark/>
-          </w:tcPr>
-          <w:p>
-            <w:pPr>
-              <w:spacing w:after="0" w:line="240" w:lineRule="auto"/>
-              <w:jc w:val="center"/>
-              <w:rPr>
-                <w:rFonts w:ascii="Calibri" w:eastAsia="Times New Roman" w:hAnsi="Calibri" w:cs="Calibri"/>
-                <w:color w:val="000000"/>
-                <w:kern w:val="0"/>
-                <w:sz w:val="22"/>
-                <w:szCs w:val="22"/>
-                <w:lang w:eastAsia="ru-RU"/>
-                <w14:ligatures w14:val="none"/>
-              </w:rPr>
-            </w:pPr>
-            <w:r>
-              <w:rPr>
-                <w:rFonts w:ascii="Calibri" w:eastAsia="Times New Roman" w:hAnsi="Calibri" w:cs="Calibri"/>
-                <w:color w:val="000000"/>
-                <w:kern w:val="0"/>
-                <w:sz w:val="22"/>
-                <w:szCs w:val="22"/>
-                <w:lang w:eastAsia="ru-RU"/>
-                <w14:ligatures w14:val="none"/>
-              </w:rPr>
-              <w:t>4</w:t>
             </w:r>
           </w:p>
         </w:tc>
@@ -1222,7 +1118,15 @@
           <w:sz w:val="28"/>
           <w:szCs w:val="28"/>
         </w:rPr>
-        <w:t>Ответ: 7</w:t>
+        <w:t xml:space="preserve">Ответ: </w:t>
+      </w:r>
+      <w:r>
+        <w:rPr>
+          <w:rFonts w:ascii="Times New Roman" w:hAnsi="Times New Roman" w:cs="Times New Roman"/>
+          <w:sz w:val="28"/>
+          <w:szCs w:val="28"/>
+        </w:rPr>
+        <w:t>5</w:t>
       </w:r>
       <w:r>
         <w:rPr>
@@ -1231,7 +1135,7 @@
           <w:szCs w:val="28"/>
           <w:vertAlign w:val="superscript"/>
         </w:rPr>
-        <w:t>6</w:t>
+        <w:t>4</w:t>
       </w:r>
       <w:r>
         <w:rPr>
@@ -1256,7 +1160,15 @@
           <w:sz w:val="28"/>
           <w:szCs w:val="28"/>
         </w:rPr>
-        <w:t xml:space="preserve"> 5</w:t>
+        <w:t xml:space="preserve"> </w:t>
+      </w:r>
+      <w:r>
+        <w:rPr>
+          <w:rFonts w:ascii="Times New Roman" w:hAnsi="Times New Roman" w:cs="Times New Roman"/>
+          <w:sz w:val="28"/>
+          <w:szCs w:val="28"/>
+        </w:rPr>
+        <w:t xml:space="preserve">3 </w:t>
       </w:r>
       <w:r>
         <w:rPr>
@@ -1273,7 +1185,7 @@
           <w:sz w:val="28"/>
           <w:szCs w:val="28"/>
         </w:rPr>
-        <w:t>4</w:t>
+        <w:t xml:space="preserve"> 1</w:t>
       </w:r>
     </w:p>
     <w:p>
@@ -1328,7 +1240,23 @@
           <w:sz w:val="28"/>
           <w:szCs w:val="28"/>
         </w:rPr>
-        <w:t xml:space="preserve">=11, </w:t>
+        <w:t>=</w:t>
+      </w:r>
+      <w:r>
+        <w:rPr>
+          <w:rFonts w:ascii="Times New Roman" w:hAnsi="Times New Roman" w:cs="Times New Roman"/>
+          <w:sz w:val="28"/>
+          <w:szCs w:val="28"/>
+        </w:rPr>
+        <w:t>7</w:t>
+      </w:r>
+      <w:r>
+        <w:rPr>
+          <w:rFonts w:ascii="Times New Roman" w:hAnsi="Times New Roman" w:cs="Times New Roman"/>
+          <w:sz w:val="28"/>
+          <w:szCs w:val="28"/>
+        </w:rPr>
+        <w:t xml:space="preserve">, </w:t>
       </w:r>
       <w:r>
         <w:rPr>
@@ -1361,7 +1289,31 @@
           <w:sz w:val="28"/>
           <w:szCs w:val="28"/>
         </w:rPr>
-        <w:t xml:space="preserve"> 1 = 10 = 2*5</w:t>
+        <w:t xml:space="preserve"> 1 = </w:t>
+      </w:r>
+      <w:r>
+        <w:rPr>
+          <w:rFonts w:ascii="Times New Roman" w:hAnsi="Times New Roman" w:cs="Times New Roman"/>
+          <w:sz w:val="28"/>
+          <w:szCs w:val="28"/>
+        </w:rPr>
+        <w:t>6</w:t>
+      </w:r>
+      <w:r>
+        <w:rPr>
+          <w:rFonts w:ascii="Times New Roman" w:hAnsi="Times New Roman" w:cs="Times New Roman"/>
+          <w:sz w:val="28"/>
+          <w:szCs w:val="28"/>
+        </w:rPr>
+        <w:t xml:space="preserve"> = 2*</w:t>
+      </w:r>
+      <w:r>
+        <w:rPr>
+          <w:rFonts w:ascii="Times New Roman" w:hAnsi="Times New Roman" w:cs="Times New Roman"/>
+          <w:sz w:val="28"/>
+          <w:szCs w:val="28"/>
+        </w:rPr>
+        <w:t>3</w:t>
       </w:r>
     </w:p>
     <w:tbl>
@@ -1466,27 +1418,9 @@
                 <w:lang w:val="en-US" w:eastAsia="ru-RU"/>
                 <w14:ligatures w14:val="none"/>
               </w:rPr>
-              <w:t xml:space="preserve">g^10/2 mod 11 </w:t>
-            </w:r>
-          </w:p>
-        </w:tc>
-        <w:tc>
-          <w:tcPr>
-            <w:tcW w:w="1420" w:type="dxa"/>
-            <w:tcBorders>
-              <w:top w:val="single" w:sz="8" w:space="0" w:color="auto"/>
-              <w:left w:val="nil"/>
-              <w:bottom w:val="single" w:sz="8" w:space="0" w:color="auto"/>
-              <w:right w:val="single" w:sz="8" w:space="0" w:color="auto"/>
-            </w:tcBorders>
-            <w:shd w:val="clear" w:color="auto" w:fill="auto"/>
-            <w:vAlign w:val="center"/>
-            <w:hideMark/>
-          </w:tcPr>
-          <w:p>
-            <w:pPr>
-              <w:spacing w:after="0" w:line="240" w:lineRule="auto"/>
-              <w:jc w:val="center"/>
+              <w:t>g^</w:t>
+            </w:r>
+            <w:r>
               <w:rPr>
                 <w:rFonts w:ascii="Times New Roman" w:eastAsia="Times New Roman" w:hAnsi="Times New Roman" w:cs="Times New Roman"/>
                 <w:b/>
@@ -1498,7 +1432,8 @@
                 <w:lang w:eastAsia="ru-RU"/>
                 <w14:ligatures w14:val="none"/>
               </w:rPr>
-            </w:pPr>
+              <w:t>6</w:t>
+            </w:r>
             <w:r>
               <w:rPr>
                 <w:rFonts w:ascii="Times New Roman" w:eastAsia="Times New Roman" w:hAnsi="Times New Roman" w:cs="Times New Roman"/>
@@ -1511,7 +1446,150 @@
                 <w:lang w:val="en-US" w:eastAsia="ru-RU"/>
                 <w14:ligatures w14:val="none"/>
               </w:rPr>
-              <w:t>g^10/5 mod 11</w:t>
+              <w:t xml:space="preserve">/2 mod </w:t>
+            </w:r>
+            <w:r>
+              <w:rPr>
+                <w:rFonts w:ascii="Times New Roman" w:eastAsia="Times New Roman" w:hAnsi="Times New Roman" w:cs="Times New Roman"/>
+                <w:b/>
+                <w:bCs/>
+                <w:color w:val="000000"/>
+                <w:kern w:val="0"/>
+                <w:sz w:val="28"/>
+                <w:szCs w:val="28"/>
+                <w:lang w:eastAsia="ru-RU"/>
+                <w14:ligatures w14:val="none"/>
+              </w:rPr>
+              <w:t>7</w:t>
+            </w:r>
+            <w:r>
+              <w:rPr>
+                <w:rFonts w:ascii="Times New Roman" w:eastAsia="Times New Roman" w:hAnsi="Times New Roman" w:cs="Times New Roman"/>
+                <w:b/>
+                <w:bCs/>
+                <w:color w:val="000000"/>
+                <w:kern w:val="0"/>
+                <w:sz w:val="28"/>
+                <w:szCs w:val="28"/>
+                <w:lang w:val="en-US" w:eastAsia="ru-RU"/>
+                <w14:ligatures w14:val="none"/>
+              </w:rPr>
+              <w:t xml:space="preserve"> </w:t>
+            </w:r>
+          </w:p>
+        </w:tc>
+        <w:tc>
+          <w:tcPr>
+            <w:tcW w:w="1420" w:type="dxa"/>
+            <w:tcBorders>
+              <w:top w:val="single" w:sz="8" w:space="0" w:color="auto"/>
+              <w:left w:val="nil"/>
+              <w:bottom w:val="single" w:sz="8" w:space="0" w:color="auto"/>
+              <w:right w:val="single" w:sz="8" w:space="0" w:color="auto"/>
+            </w:tcBorders>
+            <w:shd w:val="clear" w:color="auto" w:fill="auto"/>
+            <w:vAlign w:val="center"/>
+            <w:hideMark/>
+          </w:tcPr>
+          <w:p>
+            <w:pPr>
+              <w:spacing w:after="0" w:line="240" w:lineRule="auto"/>
+              <w:jc w:val="center"/>
+              <w:rPr>
+                <w:rFonts w:ascii="Times New Roman" w:eastAsia="Times New Roman" w:hAnsi="Times New Roman" w:cs="Times New Roman"/>
+                <w:b/>
+                <w:bCs/>
+                <w:color w:val="000000"/>
+                <w:kern w:val="0"/>
+                <w:sz w:val="28"/>
+                <w:szCs w:val="28"/>
+                <w:lang w:eastAsia="ru-RU"/>
+                <w14:ligatures w14:val="none"/>
+              </w:rPr>
+            </w:pPr>
+            <w:r>
+              <w:rPr>
+                <w:rFonts w:ascii="Times New Roman" w:eastAsia="Times New Roman" w:hAnsi="Times New Roman" w:cs="Times New Roman"/>
+                <w:b/>
+                <w:bCs/>
+                <w:color w:val="000000"/>
+                <w:kern w:val="0"/>
+                <w:sz w:val="28"/>
+                <w:szCs w:val="28"/>
+                <w:lang w:val="en-US" w:eastAsia="ru-RU"/>
+                <w14:ligatures w14:val="none"/>
+              </w:rPr>
+              <w:t>g^</w:t>
+            </w:r>
+            <w:r>
+              <w:rPr>
+                <w:rFonts w:ascii="Times New Roman" w:eastAsia="Times New Roman" w:hAnsi="Times New Roman" w:cs="Times New Roman"/>
+                <w:b/>
+                <w:bCs/>
+                <w:color w:val="000000"/>
+                <w:kern w:val="0"/>
+                <w:sz w:val="28"/>
+                <w:szCs w:val="28"/>
+                <w:lang w:eastAsia="ru-RU"/>
+                <w14:ligatures w14:val="none"/>
+              </w:rPr>
+              <w:t>6</w:t>
+            </w:r>
+            <w:r>
+              <w:rPr>
+                <w:rFonts w:ascii="Times New Roman" w:eastAsia="Times New Roman" w:hAnsi="Times New Roman" w:cs="Times New Roman"/>
+                <w:b/>
+                <w:bCs/>
+                <w:color w:val="000000"/>
+                <w:kern w:val="0"/>
+                <w:sz w:val="28"/>
+                <w:szCs w:val="28"/>
+                <w:lang w:val="en-US" w:eastAsia="ru-RU"/>
+                <w14:ligatures w14:val="none"/>
+              </w:rPr>
+              <w:t>/</w:t>
+            </w:r>
+            <w:r>
+              <w:rPr>
+                <w:rFonts w:ascii="Times New Roman" w:eastAsia="Times New Roman" w:hAnsi="Times New Roman" w:cs="Times New Roman"/>
+                <w:b/>
+                <w:bCs/>
+                <w:color w:val="000000"/>
+                <w:kern w:val="0"/>
+                <w:sz w:val="28"/>
+                <w:szCs w:val="28"/>
+                <w:lang w:eastAsia="ru-RU"/>
+                <w14:ligatures w14:val="none"/>
+              </w:rPr>
+              <w:t>3</w:t>
+            </w:r>
+            <w:r>
+              <w:rPr>
+                <w:rFonts w:ascii="Times New Roman" w:eastAsia="Times New Roman" w:hAnsi="Times New Roman" w:cs="Times New Roman"/>
+                <w:b/>
+                <w:bCs/>
+                <w:color w:val="000000"/>
+                <w:kern w:val="0"/>
+                <w:sz w:val="28"/>
+                <w:szCs w:val="28"/>
+                <w:lang w:val="en-US" w:eastAsia="ru-RU"/>
+                <w14:ligatures w14:val="none"/>
+              </w:rPr>
+              <w:t xml:space="preserve"> mod </w:t>
+            </w:r>
+            <w:r>
+              <w:rPr>
+                <w:rFonts w:ascii="Times New Roman" w:eastAsia="Times New Roman" w:hAnsi="Times New Roman" w:cs="Times New Roman"/>
+                <w:b/>
+                <w:bCs/>
+                <w:color w:val="000000"/>
+                <w:kern w:val="0"/>
+                <w:sz w:val="28"/>
+                <w:szCs w:val="28"/>
+                <w:lang w:eastAsia="ru-RU"/>
+                <w14:ligatures w14:val="none"/>
+              </w:rPr>
+              <w:t>7</w:t>
             </w:r>
           </w:p>
         </w:tc>
@@ -1643,7 +1721,7 @@
                 <w:lang w:eastAsia="ru-RU"/>
                 <w14:ligatures w14:val="none"/>
               </w:rPr>
-              <w:t>10</w:t>
+              <w:t>1</w:t>
             </w:r>
           </w:p>
         </w:tc>
@@ -1725,7 +1803,7 @@
                 <w:lang w:eastAsia="ru-RU"/>
                 <w14:ligatures w14:val="none"/>
               </w:rPr>
-              <w:t>да</w:t>
+              <w:t>Нет</w:t>
             </w:r>
           </w:p>
         </w:tc>
@@ -1812,7 +1890,7 @@
                 <w:lang w:eastAsia="ru-RU"/>
                 <w14:ligatures w14:val="none"/>
               </w:rPr>
-              <w:t>1</w:t>
+              <w:t>6</w:t>
             </w:r>
           </w:p>
         </w:tc>
@@ -1853,7 +1931,7 @@
                 <w:lang w:eastAsia="ru-RU"/>
                 <w14:ligatures w14:val="none"/>
               </w:rPr>
-              <w:t>9</w:t>
+              <w:t>2</w:t>
             </w:r>
           </w:p>
         </w:tc>
@@ -1894,7 +1972,7 @@
                 <w:lang w:eastAsia="ru-RU"/>
                 <w14:ligatures w14:val="none"/>
               </w:rPr>
-              <w:t>нет</w:t>
+              <w:t>Да</w:t>
             </w:r>
           </w:p>
         </w:tc>
@@ -2022,7 +2100,7 @@
                 <w:lang w:eastAsia="ru-RU"/>
                 <w14:ligatures w14:val="none"/>
               </w:rPr>
-              <w:t>5</w:t>
+              <w:t>2</w:t>
             </w:r>
           </w:p>
         </w:tc>
@@ -2063,7 +2141,7 @@
                 <w:lang w:eastAsia="ru-RU"/>
                 <w14:ligatures w14:val="none"/>
               </w:rPr>
-              <w:t>нет</w:t>
+              <w:t>Нет</w:t>
             </w:r>
           </w:p>
         </w:tc>
@@ -2150,7 +2228,7 @@
                 <w:lang w:eastAsia="ru-RU"/>
                 <w14:ligatures w14:val="none"/>
               </w:rPr>
-              <w:t>1</w:t>
+              <w:t>6</w:t>
             </w:r>
           </w:p>
         </w:tc>
@@ -2191,7 +2269,7 @@
                 <w:lang w:eastAsia="ru-RU"/>
                 <w14:ligatures w14:val="none"/>
               </w:rPr>
-              <w:t>3</w:t>
+              <w:t>4</w:t>
             </w:r>
           </w:p>
         </w:tc>
@@ -2232,7 +2310,7 @@
                 <w:lang w:eastAsia="ru-RU"/>
                 <w14:ligatures w14:val="none"/>
               </w:rPr>
-              <w:t>нет</w:t>
+              <w:t>Да</w:t>
             </w:r>
           </w:p>
         </w:tc>
@@ -2319,7 +2397,7 @@
                 <w:lang w:eastAsia="ru-RU"/>
                 <w14:ligatures w14:val="none"/>
               </w:rPr>
-              <w:t>10</w:t>
+              <w:t>6</w:t>
             </w:r>
           </w:p>
         </w:tc>
@@ -2360,7 +2438,7 @@
                 <w:lang w:eastAsia="ru-RU"/>
                 <w14:ligatures w14:val="none"/>
               </w:rPr>
-              <w:t>3</w:t>
+              <w:t>1</w:t>
             </w:r>
           </w:p>
         </w:tc>
@@ -2401,683 +2479,7 @@
                 <w:lang w:eastAsia="ru-RU"/>
                 <w14:ligatures w14:val="none"/>
               </w:rPr>
-              <w:t>да</w:t>
-            </w:r>
-          </w:p>
-        </w:tc>
-      </w:tr>
-      <w:tr>
-        <w:trPr>
-          <w:trHeight w:val="370"/>
-        </w:trPr>
-        <w:tc>
-          <w:tcPr>
-            <w:tcW w:w="680" w:type="dxa"/>
-            <w:tcBorders>
-              <w:top w:val="nil"/>
-              <w:left w:val="single" w:sz="8" w:space="0" w:color="auto"/>
-              <w:bottom w:val="single" w:sz="8" w:space="0" w:color="auto"/>
-              <w:right w:val="single" w:sz="8" w:space="0" w:color="auto"/>
-            </w:tcBorders>
-            <w:shd w:val="clear" w:color="auto" w:fill="auto"/>
-            <w:vAlign w:val="center"/>
-            <w:hideMark/>
-          </w:tcPr>
-          <w:p>
-            <w:pPr>
-              <w:spacing w:after="0" w:line="240" w:lineRule="auto"/>
-              <w:jc w:val="both"/>
-              <w:rPr>
-                <w:rFonts w:ascii="Times New Roman" w:eastAsia="Times New Roman" w:hAnsi="Times New Roman" w:cs="Times New Roman"/>
-                <w:color w:val="000000"/>
-                <w:kern w:val="0"/>
-                <w:sz w:val="28"/>
-                <w:szCs w:val="28"/>
-                <w:lang w:eastAsia="ru-RU"/>
-                <w14:ligatures w14:val="none"/>
-              </w:rPr>
-            </w:pPr>
-            <w:r>
-              <w:rPr>
-                <w:rFonts w:ascii="Times New Roman" w:eastAsia="Times New Roman" w:hAnsi="Times New Roman" w:cs="Times New Roman"/>
-                <w:color w:val="000000"/>
-                <w:kern w:val="0"/>
-                <w:sz w:val="28"/>
-                <w:szCs w:val="28"/>
-                <w:lang w:eastAsia="ru-RU"/>
-                <w14:ligatures w14:val="none"/>
-              </w:rPr>
-              <w:t>7</w:t>
-            </w:r>
-          </w:p>
-        </w:tc>
-        <w:tc>
-          <w:tcPr>
-            <w:tcW w:w="1280" w:type="dxa"/>
-            <w:tcBorders>
-              <w:top w:val="nil"/>
-              <w:left w:val="nil"/>
-              <w:bottom w:val="single" w:sz="8" w:space="0" w:color="auto"/>
-              <w:right w:val="single" w:sz="8" w:space="0" w:color="auto"/>
-            </w:tcBorders>
-            <w:shd w:val="clear" w:color="auto" w:fill="auto"/>
-            <w:vAlign w:val="center"/>
-            <w:hideMark/>
-          </w:tcPr>
-          <w:p>
-            <w:pPr>
-              <w:spacing w:after="0" w:line="240" w:lineRule="auto"/>
-              <w:jc w:val="both"/>
-              <w:rPr>
-                <w:rFonts w:ascii="Times New Roman" w:eastAsia="Times New Roman" w:hAnsi="Times New Roman" w:cs="Times New Roman"/>
-                <w:color w:val="000000"/>
-                <w:kern w:val="0"/>
-                <w:sz w:val="28"/>
-                <w:szCs w:val="28"/>
-                <w:lang w:eastAsia="ru-RU"/>
-                <w14:ligatures w14:val="none"/>
-              </w:rPr>
-            </w:pPr>
-            <w:r>
-              <w:rPr>
-                <w:rFonts w:ascii="Times New Roman" w:eastAsia="Times New Roman" w:hAnsi="Times New Roman" w:cs="Times New Roman"/>
-                <w:color w:val="000000"/>
-                <w:kern w:val="0"/>
-                <w:sz w:val="28"/>
-                <w:szCs w:val="28"/>
-                <w:lang w:eastAsia="ru-RU"/>
-                <w14:ligatures w14:val="none"/>
-              </w:rPr>
-              <w:t>10</w:t>
-            </w:r>
-          </w:p>
-        </w:tc>
-        <w:tc>
-          <w:tcPr>
-            <w:tcW w:w="1420" w:type="dxa"/>
-            <w:tcBorders>
-              <w:top w:val="nil"/>
-              <w:left w:val="nil"/>
-              <w:bottom w:val="single" w:sz="8" w:space="0" w:color="auto"/>
-              <w:right w:val="single" w:sz="8" w:space="0" w:color="auto"/>
-            </w:tcBorders>
-            <w:shd w:val="clear" w:color="auto" w:fill="auto"/>
-            <w:vAlign w:val="center"/>
-            <w:hideMark/>
-          </w:tcPr>
-          <w:p>
-            <w:pPr>
-              <w:spacing w:after="0" w:line="240" w:lineRule="auto"/>
-              <w:jc w:val="both"/>
-              <w:rPr>
-                <w:rFonts w:ascii="Times New Roman" w:eastAsia="Times New Roman" w:hAnsi="Times New Roman" w:cs="Times New Roman"/>
-                <w:color w:val="000000"/>
-                <w:kern w:val="0"/>
-                <w:sz w:val="28"/>
-                <w:szCs w:val="28"/>
-                <w:lang w:eastAsia="ru-RU"/>
-                <w14:ligatures w14:val="none"/>
-              </w:rPr>
-            </w:pPr>
-            <w:r>
-              <w:rPr>
-                <w:rFonts w:ascii="Times New Roman" w:eastAsia="Times New Roman" w:hAnsi="Times New Roman" w:cs="Times New Roman"/>
-                <w:color w:val="000000"/>
-                <w:kern w:val="0"/>
-                <w:sz w:val="28"/>
-                <w:szCs w:val="28"/>
-                <w:lang w:eastAsia="ru-RU"/>
-                <w14:ligatures w14:val="none"/>
-              </w:rPr>
-              <w:t>5</w:t>
-            </w:r>
-          </w:p>
-        </w:tc>
-        <w:tc>
-          <w:tcPr>
-            <w:tcW w:w="2220" w:type="dxa"/>
-            <w:tcBorders>
-              <w:top w:val="nil"/>
-              <w:left w:val="nil"/>
-              <w:bottom w:val="single" w:sz="8" w:space="0" w:color="auto"/>
-              <w:right w:val="single" w:sz="8" w:space="0" w:color="auto"/>
-            </w:tcBorders>
-            <w:shd w:val="clear" w:color="auto" w:fill="auto"/>
-            <w:vAlign w:val="center"/>
-            <w:hideMark/>
-          </w:tcPr>
-          <w:p>
-            <w:pPr>
-              <w:spacing w:after="0" w:line="240" w:lineRule="auto"/>
-              <w:jc w:val="both"/>
-              <w:rPr>
-                <w:rFonts w:ascii="Times New Roman" w:eastAsia="Times New Roman" w:hAnsi="Times New Roman" w:cs="Times New Roman"/>
-                <w:color w:val="000000"/>
-                <w:kern w:val="0"/>
-                <w:sz w:val="28"/>
-                <w:szCs w:val="28"/>
-                <w:lang w:eastAsia="ru-RU"/>
-                <w14:ligatures w14:val="none"/>
-              </w:rPr>
-            </w:pPr>
-            <w:r>
-              <w:rPr>
-                <w:rFonts w:ascii="Times New Roman" w:eastAsia="Times New Roman" w:hAnsi="Times New Roman" w:cs="Times New Roman"/>
-                <w:color w:val="000000"/>
-                <w:kern w:val="0"/>
-                <w:sz w:val="28"/>
-                <w:szCs w:val="28"/>
-                <w:lang w:eastAsia="ru-RU"/>
-                <w14:ligatures w14:val="none"/>
-              </w:rPr>
-              <w:t>да</w:t>
-            </w:r>
-          </w:p>
-        </w:tc>
-      </w:tr>
-      <w:tr>
-        <w:trPr>
-          <w:trHeight w:val="370"/>
-        </w:trPr>
-        <w:tc>
-          <w:tcPr>
-            <w:tcW w:w="680" w:type="dxa"/>
-            <w:tcBorders>
-              <w:top w:val="nil"/>
-              <w:left w:val="single" w:sz="8" w:space="0" w:color="auto"/>
-              <w:bottom w:val="single" w:sz="8" w:space="0" w:color="auto"/>
-              <w:right w:val="single" w:sz="8" w:space="0" w:color="auto"/>
-            </w:tcBorders>
-            <w:shd w:val="clear" w:color="auto" w:fill="auto"/>
-            <w:vAlign w:val="center"/>
-            <w:hideMark/>
-          </w:tcPr>
-          <w:p>
-            <w:pPr>
-              <w:spacing w:after="0" w:line="240" w:lineRule="auto"/>
-              <w:jc w:val="both"/>
-              <w:rPr>
-                <w:rFonts w:ascii="Times New Roman" w:eastAsia="Times New Roman" w:hAnsi="Times New Roman" w:cs="Times New Roman"/>
-                <w:color w:val="000000"/>
-                <w:kern w:val="0"/>
-                <w:sz w:val="28"/>
-                <w:szCs w:val="28"/>
-                <w:lang w:eastAsia="ru-RU"/>
-                <w14:ligatures w14:val="none"/>
-              </w:rPr>
-            </w:pPr>
-            <w:r>
-              <w:rPr>
-                <w:rFonts w:ascii="Times New Roman" w:eastAsia="Times New Roman" w:hAnsi="Times New Roman" w:cs="Times New Roman"/>
-                <w:color w:val="000000"/>
-                <w:kern w:val="0"/>
-                <w:sz w:val="28"/>
-                <w:szCs w:val="28"/>
-                <w:lang w:eastAsia="ru-RU"/>
-                <w14:ligatures w14:val="none"/>
-              </w:rPr>
-              <w:t>8</w:t>
-            </w:r>
-          </w:p>
-        </w:tc>
-        <w:tc>
-          <w:tcPr>
-            <w:tcW w:w="1280" w:type="dxa"/>
-            <w:tcBorders>
-              <w:top w:val="nil"/>
-              <w:left w:val="nil"/>
-              <w:bottom w:val="single" w:sz="8" w:space="0" w:color="auto"/>
-              <w:right w:val="single" w:sz="8" w:space="0" w:color="auto"/>
-            </w:tcBorders>
-            <w:shd w:val="clear" w:color="auto" w:fill="auto"/>
-            <w:vAlign w:val="center"/>
-            <w:hideMark/>
-          </w:tcPr>
-          <w:p>
-            <w:pPr>
-              <w:spacing w:after="0" w:line="240" w:lineRule="auto"/>
-              <w:jc w:val="both"/>
-              <w:rPr>
-                <w:rFonts w:ascii="Times New Roman" w:eastAsia="Times New Roman" w:hAnsi="Times New Roman" w:cs="Times New Roman"/>
-                <w:color w:val="000000"/>
-                <w:kern w:val="0"/>
-                <w:sz w:val="28"/>
-                <w:szCs w:val="28"/>
-                <w:lang w:eastAsia="ru-RU"/>
-                <w14:ligatures w14:val="none"/>
-              </w:rPr>
-            </w:pPr>
-            <w:r>
-              <w:rPr>
-                <w:rFonts w:ascii="Times New Roman" w:eastAsia="Times New Roman" w:hAnsi="Times New Roman" w:cs="Times New Roman"/>
-                <w:color w:val="000000"/>
-                <w:kern w:val="0"/>
-                <w:sz w:val="28"/>
-                <w:szCs w:val="28"/>
-                <w:lang w:eastAsia="ru-RU"/>
-                <w14:ligatures w14:val="none"/>
-              </w:rPr>
-              <w:t>10</w:t>
-            </w:r>
-          </w:p>
-        </w:tc>
-        <w:tc>
-          <w:tcPr>
-            <w:tcW w:w="1420" w:type="dxa"/>
-            <w:tcBorders>
-              <w:top w:val="nil"/>
-              <w:left w:val="nil"/>
-              <w:bottom w:val="single" w:sz="8" w:space="0" w:color="auto"/>
-              <w:right w:val="single" w:sz="8" w:space="0" w:color="auto"/>
-            </w:tcBorders>
-            <w:shd w:val="clear" w:color="auto" w:fill="auto"/>
-            <w:vAlign w:val="center"/>
-            <w:hideMark/>
-          </w:tcPr>
-          <w:p>
-            <w:pPr>
-              <w:spacing w:after="0" w:line="240" w:lineRule="auto"/>
-              <w:jc w:val="both"/>
-              <w:rPr>
-                <w:rFonts w:ascii="Times New Roman" w:eastAsia="Times New Roman" w:hAnsi="Times New Roman" w:cs="Times New Roman"/>
-                <w:color w:val="000000"/>
-                <w:kern w:val="0"/>
-                <w:sz w:val="28"/>
-                <w:szCs w:val="28"/>
-                <w:lang w:eastAsia="ru-RU"/>
-                <w14:ligatures w14:val="none"/>
-              </w:rPr>
-            </w:pPr>
-            <w:r>
-              <w:rPr>
-                <w:rFonts w:ascii="Times New Roman" w:eastAsia="Times New Roman" w:hAnsi="Times New Roman" w:cs="Times New Roman"/>
-                <w:color w:val="000000"/>
-                <w:kern w:val="0"/>
-                <w:sz w:val="28"/>
-                <w:szCs w:val="28"/>
-                <w:lang w:eastAsia="ru-RU"/>
-                <w14:ligatures w14:val="none"/>
-              </w:rPr>
-              <w:t>9</w:t>
-            </w:r>
-          </w:p>
-        </w:tc>
-        <w:tc>
-          <w:tcPr>
-            <w:tcW w:w="2220" w:type="dxa"/>
-            <w:tcBorders>
-              <w:top w:val="nil"/>
-              <w:left w:val="nil"/>
-              <w:bottom w:val="single" w:sz="8" w:space="0" w:color="auto"/>
-              <w:right w:val="single" w:sz="8" w:space="0" w:color="auto"/>
-            </w:tcBorders>
-            <w:shd w:val="clear" w:color="auto" w:fill="auto"/>
-            <w:vAlign w:val="center"/>
-            <w:hideMark/>
-          </w:tcPr>
-          <w:p>
-            <w:pPr>
-              <w:spacing w:after="0" w:line="240" w:lineRule="auto"/>
-              <w:jc w:val="both"/>
-              <w:rPr>
-                <w:rFonts w:ascii="Times New Roman" w:eastAsia="Times New Roman" w:hAnsi="Times New Roman" w:cs="Times New Roman"/>
-                <w:color w:val="000000"/>
-                <w:kern w:val="0"/>
-                <w:sz w:val="28"/>
-                <w:szCs w:val="28"/>
-                <w:lang w:eastAsia="ru-RU"/>
-                <w14:ligatures w14:val="none"/>
-              </w:rPr>
-            </w:pPr>
-            <w:r>
-              <w:rPr>
-                <w:rFonts w:ascii="Times New Roman" w:eastAsia="Times New Roman" w:hAnsi="Times New Roman" w:cs="Times New Roman"/>
-                <w:color w:val="000000"/>
-                <w:kern w:val="0"/>
-                <w:sz w:val="28"/>
-                <w:szCs w:val="28"/>
-                <w:lang w:eastAsia="ru-RU"/>
-                <w14:ligatures w14:val="none"/>
-              </w:rPr>
-              <w:t>да</w:t>
-            </w:r>
-          </w:p>
-        </w:tc>
-      </w:tr>
-      <w:tr>
-        <w:trPr>
-          <w:trHeight w:val="370"/>
-        </w:trPr>
-        <w:tc>
-          <w:tcPr>
-            <w:tcW w:w="680" w:type="dxa"/>
-            <w:tcBorders>
-              <w:top w:val="nil"/>
-              <w:left w:val="single" w:sz="8" w:space="0" w:color="auto"/>
-              <w:bottom w:val="single" w:sz="8" w:space="0" w:color="auto"/>
-              <w:right w:val="single" w:sz="8" w:space="0" w:color="auto"/>
-            </w:tcBorders>
-            <w:shd w:val="clear" w:color="auto" w:fill="auto"/>
-            <w:vAlign w:val="center"/>
-            <w:hideMark/>
-          </w:tcPr>
-          <w:p>
-            <w:pPr>
-              <w:spacing w:after="0" w:line="240" w:lineRule="auto"/>
-              <w:jc w:val="both"/>
-              <w:rPr>
-                <w:rFonts w:ascii="Times New Roman" w:eastAsia="Times New Roman" w:hAnsi="Times New Roman" w:cs="Times New Roman"/>
-                <w:color w:val="000000"/>
-                <w:kern w:val="0"/>
-                <w:sz w:val="28"/>
-                <w:szCs w:val="28"/>
-                <w:lang w:eastAsia="ru-RU"/>
-                <w14:ligatures w14:val="none"/>
-              </w:rPr>
-            </w:pPr>
-            <w:r>
-              <w:rPr>
-                <w:rFonts w:ascii="Times New Roman" w:eastAsia="Times New Roman" w:hAnsi="Times New Roman" w:cs="Times New Roman"/>
-                <w:color w:val="000000"/>
-                <w:kern w:val="0"/>
-                <w:sz w:val="28"/>
-                <w:szCs w:val="28"/>
-                <w:lang w:eastAsia="ru-RU"/>
-                <w14:ligatures w14:val="none"/>
-              </w:rPr>
-              <w:t>9</w:t>
-            </w:r>
-          </w:p>
-        </w:tc>
-        <w:tc>
-          <w:tcPr>
-            <w:tcW w:w="1280" w:type="dxa"/>
-            <w:tcBorders>
-              <w:top w:val="nil"/>
-              <w:left w:val="nil"/>
-              <w:bottom w:val="single" w:sz="8" w:space="0" w:color="auto"/>
-              <w:right w:val="single" w:sz="8" w:space="0" w:color="auto"/>
-            </w:tcBorders>
-            <w:shd w:val="clear" w:color="auto" w:fill="auto"/>
-            <w:vAlign w:val="center"/>
-            <w:hideMark/>
-          </w:tcPr>
-          <w:p>
-            <w:pPr>
-              <w:spacing w:after="0" w:line="240" w:lineRule="auto"/>
-              <w:jc w:val="both"/>
-              <w:rPr>
-                <w:rFonts w:ascii="Times New Roman" w:eastAsia="Times New Roman" w:hAnsi="Times New Roman" w:cs="Times New Roman"/>
-                <w:color w:val="000000"/>
-                <w:kern w:val="0"/>
-                <w:sz w:val="28"/>
-                <w:szCs w:val="28"/>
-                <w:lang w:eastAsia="ru-RU"/>
-                <w14:ligatures w14:val="none"/>
-              </w:rPr>
-            </w:pPr>
-            <w:r>
-              <w:rPr>
-                <w:rFonts w:ascii="Times New Roman" w:eastAsia="Times New Roman" w:hAnsi="Times New Roman" w:cs="Times New Roman"/>
-                <w:color w:val="000000"/>
-                <w:kern w:val="0"/>
-                <w:sz w:val="28"/>
-                <w:szCs w:val="28"/>
-                <w:lang w:eastAsia="ru-RU"/>
-                <w14:ligatures w14:val="none"/>
-              </w:rPr>
-              <w:t>1</w:t>
-            </w:r>
-          </w:p>
-        </w:tc>
-        <w:tc>
-          <w:tcPr>
-            <w:tcW w:w="1420" w:type="dxa"/>
-            <w:tcBorders>
-              <w:top w:val="nil"/>
-              <w:left w:val="nil"/>
-              <w:bottom w:val="single" w:sz="8" w:space="0" w:color="auto"/>
-              <w:right w:val="single" w:sz="8" w:space="0" w:color="auto"/>
-            </w:tcBorders>
-            <w:shd w:val="clear" w:color="auto" w:fill="auto"/>
-            <w:vAlign w:val="center"/>
-            <w:hideMark/>
-          </w:tcPr>
-          <w:p>
-            <w:pPr>
-              <w:spacing w:after="0" w:line="240" w:lineRule="auto"/>
-              <w:jc w:val="both"/>
-              <w:rPr>
-                <w:rFonts w:ascii="Times New Roman" w:eastAsia="Times New Roman" w:hAnsi="Times New Roman" w:cs="Times New Roman"/>
-                <w:color w:val="000000"/>
-                <w:kern w:val="0"/>
-                <w:sz w:val="28"/>
-                <w:szCs w:val="28"/>
-                <w:lang w:eastAsia="ru-RU"/>
-                <w14:ligatures w14:val="none"/>
-              </w:rPr>
-            </w:pPr>
-            <w:r>
-              <w:rPr>
-                <w:rFonts w:ascii="Times New Roman" w:eastAsia="Times New Roman" w:hAnsi="Times New Roman" w:cs="Times New Roman"/>
-                <w:color w:val="000000"/>
-                <w:kern w:val="0"/>
-                <w:sz w:val="28"/>
-                <w:szCs w:val="28"/>
-                <w:lang w:eastAsia="ru-RU"/>
-                <w14:ligatures w14:val="none"/>
-              </w:rPr>
-              <w:t>4</w:t>
-            </w:r>
-          </w:p>
-        </w:tc>
-        <w:tc>
-          <w:tcPr>
-            <w:tcW w:w="2220" w:type="dxa"/>
-            <w:tcBorders>
-              <w:top w:val="nil"/>
-              <w:left w:val="nil"/>
-              <w:bottom w:val="single" w:sz="8" w:space="0" w:color="auto"/>
-              <w:right w:val="single" w:sz="8" w:space="0" w:color="auto"/>
-            </w:tcBorders>
-            <w:shd w:val="clear" w:color="auto" w:fill="auto"/>
-            <w:vAlign w:val="center"/>
-            <w:hideMark/>
-          </w:tcPr>
-          <w:p>
-            <w:pPr>
-              <w:spacing w:after="0" w:line="240" w:lineRule="auto"/>
-              <w:jc w:val="both"/>
-              <w:rPr>
-                <w:rFonts w:ascii="Times New Roman" w:eastAsia="Times New Roman" w:hAnsi="Times New Roman" w:cs="Times New Roman"/>
-                <w:color w:val="000000"/>
-                <w:kern w:val="0"/>
-                <w:sz w:val="28"/>
-                <w:szCs w:val="28"/>
-                <w:lang w:eastAsia="ru-RU"/>
-                <w14:ligatures w14:val="none"/>
-              </w:rPr>
-            </w:pPr>
-            <w:r>
-              <w:rPr>
-                <w:rFonts w:ascii="Times New Roman" w:eastAsia="Times New Roman" w:hAnsi="Times New Roman" w:cs="Times New Roman"/>
-                <w:color w:val="000000"/>
-                <w:kern w:val="0"/>
-                <w:sz w:val="28"/>
-                <w:szCs w:val="28"/>
-                <w:lang w:eastAsia="ru-RU"/>
-                <w14:ligatures w14:val="none"/>
-              </w:rPr>
-              <w:t>нет</w:t>
-            </w:r>
-          </w:p>
-        </w:tc>
-      </w:tr>
-      <w:tr>
-        <w:trPr>
-          <w:trHeight w:val="370"/>
-        </w:trPr>
-        <w:tc>
-          <w:tcPr>
-            <w:tcW w:w="680" w:type="dxa"/>
-            <w:tcBorders>
-              <w:top w:val="nil"/>
-              <w:left w:val="single" w:sz="8" w:space="0" w:color="auto"/>
-              <w:bottom w:val="single" w:sz="8" w:space="0" w:color="auto"/>
-              <w:right w:val="single" w:sz="8" w:space="0" w:color="auto"/>
-            </w:tcBorders>
-            <w:shd w:val="clear" w:color="auto" w:fill="auto"/>
-            <w:vAlign w:val="center"/>
-            <w:hideMark/>
-          </w:tcPr>
-          <w:p>
-            <w:pPr>
-              <w:spacing w:after="0" w:line="240" w:lineRule="auto"/>
-              <w:jc w:val="both"/>
-              <w:rPr>
-                <w:rFonts w:ascii="Times New Roman" w:eastAsia="Times New Roman" w:hAnsi="Times New Roman" w:cs="Times New Roman"/>
-                <w:color w:val="000000"/>
-                <w:kern w:val="0"/>
-                <w:sz w:val="28"/>
-                <w:szCs w:val="28"/>
-                <w:lang w:eastAsia="ru-RU"/>
-                <w14:ligatures w14:val="none"/>
-              </w:rPr>
-            </w:pPr>
-            <w:r>
-              <w:rPr>
-                <w:rFonts w:ascii="Times New Roman" w:eastAsia="Times New Roman" w:hAnsi="Times New Roman" w:cs="Times New Roman"/>
-                <w:color w:val="000000"/>
-                <w:kern w:val="0"/>
-                <w:sz w:val="28"/>
-                <w:szCs w:val="28"/>
-                <w:lang w:eastAsia="ru-RU"/>
-                <w14:ligatures w14:val="none"/>
-              </w:rPr>
-              <w:t>10</w:t>
-            </w:r>
-          </w:p>
-        </w:tc>
-        <w:tc>
-          <w:tcPr>
-            <w:tcW w:w="1280" w:type="dxa"/>
-            <w:tcBorders>
-              <w:top w:val="nil"/>
-              <w:left w:val="nil"/>
-              <w:bottom w:val="single" w:sz="8" w:space="0" w:color="auto"/>
-              <w:right w:val="single" w:sz="8" w:space="0" w:color="auto"/>
-            </w:tcBorders>
-            <w:shd w:val="clear" w:color="auto" w:fill="auto"/>
-            <w:vAlign w:val="center"/>
-            <w:hideMark/>
-          </w:tcPr>
-          <w:p>
-            <w:pPr>
-              <w:spacing w:after="0" w:line="240" w:lineRule="auto"/>
-              <w:jc w:val="both"/>
-              <w:rPr>
-                <w:rFonts w:ascii="Times New Roman" w:eastAsia="Times New Roman" w:hAnsi="Times New Roman" w:cs="Times New Roman"/>
-                <w:color w:val="000000"/>
-                <w:kern w:val="0"/>
-                <w:sz w:val="28"/>
-                <w:szCs w:val="28"/>
-                <w:lang w:eastAsia="ru-RU"/>
-                <w14:ligatures w14:val="none"/>
-              </w:rPr>
-            </w:pPr>
-            <w:r>
-              <w:rPr>
-                <w:rFonts w:ascii="Times New Roman" w:eastAsia="Times New Roman" w:hAnsi="Times New Roman" w:cs="Times New Roman"/>
-                <w:color w:val="000000"/>
-                <w:kern w:val="0"/>
-                <w:sz w:val="28"/>
-                <w:szCs w:val="28"/>
-                <w:lang w:eastAsia="ru-RU"/>
-                <w14:ligatures w14:val="none"/>
-              </w:rPr>
-              <w:t>10</w:t>
-            </w:r>
-          </w:p>
-        </w:tc>
-        <w:tc>
-          <w:tcPr>
-            <w:tcW w:w="1420" w:type="dxa"/>
-            <w:tcBorders>
-              <w:top w:val="nil"/>
-              <w:left w:val="nil"/>
-              <w:bottom w:val="single" w:sz="8" w:space="0" w:color="auto"/>
-              <w:right w:val="single" w:sz="8" w:space="0" w:color="auto"/>
-            </w:tcBorders>
-            <w:shd w:val="clear" w:color="auto" w:fill="auto"/>
-            <w:vAlign w:val="center"/>
-            <w:hideMark/>
-          </w:tcPr>
-          <w:p>
-            <w:pPr>
-              <w:spacing w:after="0" w:line="240" w:lineRule="auto"/>
-              <w:jc w:val="both"/>
-              <w:rPr>
-                <w:rFonts w:ascii="Times New Roman" w:eastAsia="Times New Roman" w:hAnsi="Times New Roman" w:cs="Times New Roman"/>
-                <w:color w:val="000000"/>
-                <w:kern w:val="0"/>
-                <w:sz w:val="28"/>
-                <w:szCs w:val="28"/>
-                <w:lang w:eastAsia="ru-RU"/>
-                <w14:ligatures w14:val="none"/>
-              </w:rPr>
-            </w:pPr>
-            <w:r>
-              <w:rPr>
-                <w:rFonts w:ascii="Times New Roman" w:eastAsia="Times New Roman" w:hAnsi="Times New Roman" w:cs="Times New Roman"/>
-                <w:color w:val="000000"/>
-                <w:kern w:val="0"/>
-                <w:sz w:val="28"/>
-                <w:szCs w:val="28"/>
-                <w:lang w:eastAsia="ru-RU"/>
-                <w14:ligatures w14:val="none"/>
-              </w:rPr>
-              <w:t>1</w:t>
-            </w:r>
-          </w:p>
-        </w:tc>
-        <w:tc>
-          <w:tcPr>
-            <w:tcW w:w="2220" w:type="dxa"/>
-            <w:tcBorders>
-              <w:top w:val="nil"/>
-              <w:left w:val="nil"/>
-              <w:bottom w:val="single" w:sz="8" w:space="0" w:color="auto"/>
-              <w:right w:val="single" w:sz="8" w:space="0" w:color="auto"/>
-            </w:tcBorders>
-            <w:shd w:val="clear" w:color="auto" w:fill="auto"/>
-            <w:vAlign w:val="center"/>
-            <w:hideMark/>
-          </w:tcPr>
-          <w:p>
-            <w:pPr>
-              <w:spacing w:after="0" w:line="240" w:lineRule="auto"/>
-              <w:jc w:val="both"/>
-              <w:rPr>
-                <w:rFonts w:ascii="Times New Roman" w:eastAsia="Times New Roman" w:hAnsi="Times New Roman" w:cs="Times New Roman"/>
-                <w:color w:val="000000"/>
-                <w:kern w:val="0"/>
-                <w:sz w:val="28"/>
-                <w:szCs w:val="28"/>
-                <w:lang w:eastAsia="ru-RU"/>
-                <w14:ligatures w14:val="none"/>
-              </w:rPr>
-            </w:pPr>
-            <w:r>
-              <w:rPr>
-                <w:rFonts w:ascii="Times New Roman" w:eastAsia="Times New Roman" w:hAnsi="Times New Roman" w:cs="Times New Roman"/>
-                <w:color w:val="000000"/>
-                <w:kern w:val="0"/>
-                <w:sz w:val="28"/>
-                <w:szCs w:val="28"/>
-                <w:lang w:eastAsia="ru-RU"/>
-                <w14:ligatures w14:val="none"/>
-              </w:rPr>
-              <w:t>нет</w:t>
+              <w:t>Нет</w:t>
             </w:r>
           </w:p>
         </w:tc>
@@ -3099,16 +2501,7 @@
           <w:sz w:val="28"/>
           <w:szCs w:val="28"/>
         </w:rPr>
-        <w:t xml:space="preserve">2, 6, 7, </w:t>
-      </w:r>
-      <w:r>
-        <w:rPr>
-          <w:rFonts w:ascii="Times New Roman" w:hAnsi="Times New Roman" w:cs="Times New Roman"/>
-          <w:sz w:val="28"/>
-          <w:szCs w:val="28"/>
-          <w:lang w:val="en-US"/>
-        </w:rPr>
-        <w:t>8</w:t>
+        <w:t>3, 5</w:t>
       </w:r>
       <w:r>
         <w:rPr>
@@ -3194,10 +2587,8 @@
           <w:szCs w:val="28"/>
           <w:lang w:val="en-US"/>
         </w:rPr>
-        <w:t>(</w:t>
-      </w:r>
-      <w:proofErr w:type="spellStart"/>
-      <w:proofErr w:type="gramStart"/>
+        <w:t xml:space="preserve">(a,b),   </w:t>
+      </w:r>
       <w:r>
         <w:rPr>
           <w:rFonts w:ascii="Times New Roman" w:hAnsi="Times New Roman" w:cs="Times New Roman"/>
@@ -3207,9 +2598,8 @@
           <w:szCs w:val="28"/>
           <w:lang w:val="en-US"/>
         </w:rPr>
-        <w:t>a,b</w:t>
-      </w:r>
-      <w:proofErr w:type="spellEnd"/>
+        <w:t xml:space="preserve">a = </w:t>
+      </w:r>
       <w:r>
         <w:rPr>
           <w:rFonts w:ascii="Times New Roman" w:hAnsi="Times New Roman" w:cs="Times New Roman"/>
@@ -3219,9 +2609,8 @@
           <w:szCs w:val="28"/>
           <w:lang w:val="en-US"/>
         </w:rPr>
-        <w:t xml:space="preserve">),   </w:t>
-      </w:r>
-      <w:proofErr w:type="gramEnd"/>
+        <w:t>17</w:t>
+      </w:r>
       <w:r>
         <w:rPr>
           <w:rFonts w:ascii="Times New Roman" w:hAnsi="Times New Roman" w:cs="Times New Roman"/>
@@ -3231,7 +2620,7 @@
           <w:szCs w:val="28"/>
           <w:lang w:val="en-US"/>
         </w:rPr>
-        <w:t xml:space="preserve">a = 731, b = 504, </w:t>
+        <w:t xml:space="preserve">, b = </w:t>
       </w:r>
       <w:r>
         <w:rPr>
@@ -3240,8 +2629,9 @@
           <w:bCs/>
           <w:sz w:val="28"/>
           <w:szCs w:val="28"/>
-        </w:rPr>
-        <w:t>нод</w:t>
+          <w:lang w:val="en-US"/>
+        </w:rPr>
+        <w:t>13</w:t>
       </w:r>
       <w:r>
         <w:rPr>
@@ -3252,10 +2642,8 @@
           <w:szCs w:val="28"/>
           <w:lang w:val="en-US"/>
         </w:rPr>
-        <w:t>(</w:t>
-      </w:r>
-      <w:proofErr w:type="spellStart"/>
-      <w:proofErr w:type="gramStart"/>
+        <w:t xml:space="preserve">, </w:t>
+      </w:r>
       <w:r>
         <w:rPr>
           <w:rFonts w:ascii="Times New Roman" w:hAnsi="Times New Roman" w:cs="Times New Roman"/>
@@ -3263,12 +2651,9 @@
           <w:bCs/>
           <w:sz w:val="28"/>
           <w:szCs w:val="28"/>
-          <w:lang w:val="en-US"/>
-        </w:rPr>
-        <w:t>a,b</w:t>
-      </w:r>
-      <w:proofErr w:type="spellEnd"/>
-      <w:proofErr w:type="gramEnd"/>
+        </w:rPr>
+        <w:t>нод</w:t>
+      </w:r>
       <w:r>
         <w:rPr>
           <w:rFonts w:ascii="Times New Roman" w:hAnsi="Times New Roman" w:cs="Times New Roman"/>
@@ -3278,7 +2663,7 @@
           <w:szCs w:val="28"/>
           <w:lang w:val="en-US"/>
         </w:rPr>
-        <w:t>)</w:t>
+        <w:t>(a,b)</w:t>
       </w:r>
       <w:r>
         <w:rPr>
@@ -3295,6 +2680,7 @@
     <w:tbl>
       <w:tblPr>
         <w:tblW w:w="9040" w:type="dxa"/>
+        <w:tblInd w:w="567" w:type="dxa"/>
         <w:tblLook w:val="04A0" w:firstRow="1" w:lastRow="0" w:firstColumn="1" w:lastColumn="0" w:noHBand="0" w:noVBand="1"/>
       </w:tblPr>
       <w:tblGrid>
@@ -3885,7 +3271,7 @@
                 <w:lang w:eastAsia="ru-RU"/>
                 <w14:ligatures w14:val="none"/>
               </w:rPr>
-              <w:t>731</w:t>
+              <w:t>17</w:t>
             </w:r>
           </w:p>
         </w:tc>
@@ -3926,7 +3312,7 @@
                 <w:lang w:eastAsia="ru-RU"/>
                 <w14:ligatures w14:val="none"/>
               </w:rPr>
-              <w:t>504</w:t>
+              <w:t>13</w:t>
             </w:r>
           </w:p>
         </w:tc>
@@ -4218,7 +3604,7 @@
                 <w:lang w:eastAsia="ru-RU"/>
                 <w14:ligatures w14:val="none"/>
               </w:rPr>
-              <w:t>504</w:t>
+              <w:t>13</w:t>
             </w:r>
           </w:p>
         </w:tc>
@@ -4259,7 +3645,7 @@
                 <w:lang w:eastAsia="ru-RU"/>
                 <w14:ligatures w14:val="none"/>
               </w:rPr>
-              <w:t>227</w:t>
+              <w:t>4</w:t>
             </w:r>
           </w:p>
         </w:tc>
@@ -4510,7 +3896,7 @@
                 <w:lang w:eastAsia="ru-RU"/>
                 <w14:ligatures w14:val="none"/>
               </w:rPr>
-              <w:t>2</w:t>
+              <w:t>3</w:t>
             </w:r>
           </w:p>
         </w:tc>
@@ -4551,7 +3937,7 @@
                 <w:lang w:eastAsia="ru-RU"/>
                 <w14:ligatures w14:val="none"/>
               </w:rPr>
-              <w:t>227</w:t>
+              <w:t>4</w:t>
             </w:r>
           </w:p>
         </w:tc>
@@ -4592,7 +3978,7 @@
                 <w:lang w:eastAsia="ru-RU"/>
                 <w14:ligatures w14:val="none"/>
               </w:rPr>
-              <w:t>50</w:t>
+              <w:t>1</w:t>
             </w:r>
           </w:p>
         </w:tc>
@@ -4674,7 +4060,19 @@
                 <w:lang w:eastAsia="ru-RU"/>
                 <w14:ligatures w14:val="none"/>
               </w:rPr>
-              <w:t>-2</w:t>
+              <w:t>-</w:t>
+            </w:r>
+            <w:r>
+              <w:rPr>
+                <w:rFonts w:ascii="Times New Roman" w:eastAsia="Times New Roman" w:hAnsi="Times New Roman" w:cs="Times New Roman"/>
+                <w:color w:val="000000"/>
+                <w:kern w:val="0"/>
+                <w:sz w:val="28"/>
+                <w:szCs w:val="28"/>
+                <w:lang w:eastAsia="ru-RU"/>
+                <w14:ligatures w14:val="none"/>
+              </w:rPr>
+              <w:t>3</w:t>
             </w:r>
           </w:p>
         </w:tc>
@@ -4756,7 +4154,7 @@
                 <w:lang w:eastAsia="ru-RU"/>
                 <w14:ligatures w14:val="none"/>
               </w:rPr>
-              <w:t>3</w:t>
+              <w:t>4</w:t>
             </w:r>
           </w:p>
         </w:tc>
@@ -4884,7 +4282,7 @@
                 <w:lang w:eastAsia="ru-RU"/>
                 <w14:ligatures w14:val="none"/>
               </w:rPr>
-              <w:t>50</w:t>
+              <w:t>1</w:t>
             </w:r>
           </w:p>
         </w:tc>
@@ -4925,7 +4323,7 @@
                 <w:lang w:eastAsia="ru-RU"/>
                 <w14:ligatures w14:val="none"/>
               </w:rPr>
-              <w:t>27</w:t>
+              <w:t>0</w:t>
             </w:r>
           </w:p>
         </w:tc>
@@ -4966,7 +4364,19 @@
                 <w:lang w:eastAsia="ru-RU"/>
                 <w14:ligatures w14:val="none"/>
               </w:rPr>
-              <w:t>-2</w:t>
+              <w:t>-</w:t>
+            </w:r>
+            <w:r>
+              <w:rPr>
+                <w:rFonts w:ascii="Times New Roman" w:eastAsia="Times New Roman" w:hAnsi="Times New Roman" w:cs="Times New Roman"/>
+                <w:color w:val="000000"/>
+                <w:kern w:val="0"/>
+                <w:sz w:val="28"/>
+                <w:szCs w:val="28"/>
+                <w:lang w:eastAsia="ru-RU"/>
+                <w14:ligatures w14:val="none"/>
+              </w:rPr>
+              <w:t>3</w:t>
             </w:r>
           </w:p>
         </w:tc>
@@ -5007,7 +4417,7 @@
                 <w:lang w:eastAsia="ru-RU"/>
                 <w14:ligatures w14:val="none"/>
               </w:rPr>
-              <w:t>9</w:t>
+              <w:t>13</w:t>
             </w:r>
           </w:p>
         </w:tc>
@@ -5048,7 +4458,7 @@
                 <w:lang w:eastAsia="ru-RU"/>
                 <w14:ligatures w14:val="none"/>
               </w:rPr>
-              <w:t>3</w:t>
+              <w:t>4</w:t>
             </w:r>
           </w:p>
         </w:tc>
@@ -5089,1037 +4499,8 @@
                 <w:lang w:eastAsia="ru-RU"/>
                 <w14:ligatures w14:val="none"/>
               </w:rPr>
-              <w:t>-13</w:t>
-            </w:r>
-          </w:p>
-        </w:tc>
-      </w:tr>
-      <w:tr>
-        <w:trPr>
-          <w:trHeight w:val="370"/>
-        </w:trPr>
-        <w:tc>
-          <w:tcPr>
-            <w:tcW w:w="1540" w:type="dxa"/>
-            <w:tcBorders>
-              <w:top w:val="nil"/>
-              <w:left w:val="single" w:sz="8" w:space="0" w:color="auto"/>
-              <w:bottom w:val="single" w:sz="8" w:space="0" w:color="auto"/>
-              <w:right w:val="single" w:sz="8" w:space="0" w:color="auto"/>
-            </w:tcBorders>
-            <w:shd w:val="clear" w:color="auto" w:fill="auto"/>
-            <w:vAlign w:val="center"/>
-            <w:hideMark/>
-          </w:tcPr>
-          <w:p>
-            <w:pPr>
-              <w:spacing w:after="0" w:line="240" w:lineRule="auto"/>
-              <w:jc w:val="both"/>
-              <w:rPr>
-                <w:rFonts w:ascii="Times New Roman" w:eastAsia="Times New Roman" w:hAnsi="Times New Roman" w:cs="Times New Roman"/>
-                <w:color w:val="000000"/>
-                <w:kern w:val="0"/>
-                <w:sz w:val="28"/>
-                <w:szCs w:val="28"/>
-                <w:lang w:eastAsia="ru-RU"/>
-                <w14:ligatures w14:val="none"/>
-              </w:rPr>
-            </w:pPr>
-            <w:r>
-              <w:rPr>
-                <w:rFonts w:ascii="Times New Roman" w:eastAsia="Times New Roman" w:hAnsi="Times New Roman" w:cs="Times New Roman"/>
-                <w:color w:val="000000"/>
-                <w:kern w:val="0"/>
-                <w:sz w:val="28"/>
-                <w:szCs w:val="28"/>
-                <w:lang w:eastAsia="ru-RU"/>
-                <w14:ligatures w14:val="none"/>
-              </w:rPr>
-              <w:t>4</w:t>
-            </w:r>
-          </w:p>
-        </w:tc>
-        <w:tc>
-          <w:tcPr>
-            <w:tcW w:w="1180" w:type="dxa"/>
-            <w:tcBorders>
-              <w:top w:val="nil"/>
-              <w:left w:val="nil"/>
-              <w:bottom w:val="single" w:sz="8" w:space="0" w:color="auto"/>
-              <w:right w:val="single" w:sz="8" w:space="0" w:color="auto"/>
-            </w:tcBorders>
-            <w:shd w:val="clear" w:color="auto" w:fill="auto"/>
-            <w:vAlign w:val="center"/>
-            <w:hideMark/>
-          </w:tcPr>
-          <w:p>
-            <w:pPr>
-              <w:spacing w:after="0" w:line="240" w:lineRule="auto"/>
-              <w:jc w:val="both"/>
-              <w:rPr>
-                <w:rFonts w:ascii="Times New Roman" w:eastAsia="Times New Roman" w:hAnsi="Times New Roman" w:cs="Times New Roman"/>
-                <w:color w:val="000000"/>
-                <w:kern w:val="0"/>
-                <w:sz w:val="28"/>
-                <w:szCs w:val="28"/>
-                <w:lang w:eastAsia="ru-RU"/>
-                <w14:ligatures w14:val="none"/>
-              </w:rPr>
-            </w:pPr>
-            <w:r>
-              <w:rPr>
-                <w:rFonts w:ascii="Times New Roman" w:eastAsia="Times New Roman" w:hAnsi="Times New Roman" w:cs="Times New Roman"/>
-                <w:color w:val="000000"/>
-                <w:kern w:val="0"/>
-                <w:sz w:val="28"/>
-                <w:szCs w:val="28"/>
-                <w:lang w:eastAsia="ru-RU"/>
-                <w14:ligatures w14:val="none"/>
-              </w:rPr>
-              <w:t>1</w:t>
-            </w:r>
-          </w:p>
-        </w:tc>
-        <w:tc>
-          <w:tcPr>
-            <w:tcW w:w="1560" w:type="dxa"/>
-            <w:tcBorders>
-              <w:top w:val="nil"/>
-              <w:left w:val="nil"/>
-              <w:bottom w:val="single" w:sz="8" w:space="0" w:color="auto"/>
-              <w:right w:val="single" w:sz="8" w:space="0" w:color="auto"/>
-            </w:tcBorders>
-            <w:shd w:val="clear" w:color="auto" w:fill="auto"/>
-            <w:vAlign w:val="center"/>
-            <w:hideMark/>
-          </w:tcPr>
-          <w:p>
-            <w:pPr>
-              <w:spacing w:after="0" w:line="240" w:lineRule="auto"/>
-              <w:jc w:val="both"/>
-              <w:rPr>
-                <w:rFonts w:ascii="Times New Roman" w:eastAsia="Times New Roman" w:hAnsi="Times New Roman" w:cs="Times New Roman"/>
-                <w:color w:val="000000"/>
-                <w:kern w:val="0"/>
-                <w:sz w:val="28"/>
-                <w:szCs w:val="28"/>
-                <w:lang w:eastAsia="ru-RU"/>
-                <w14:ligatures w14:val="none"/>
-              </w:rPr>
-            </w:pPr>
-            <w:r>
-              <w:rPr>
-                <w:rFonts w:ascii="Times New Roman" w:eastAsia="Times New Roman" w:hAnsi="Times New Roman" w:cs="Times New Roman"/>
-                <w:color w:val="000000"/>
-                <w:kern w:val="0"/>
-                <w:sz w:val="28"/>
-                <w:szCs w:val="28"/>
-                <w:lang w:eastAsia="ru-RU"/>
-                <w14:ligatures w14:val="none"/>
-              </w:rPr>
-              <w:t>27</w:t>
-            </w:r>
-          </w:p>
-        </w:tc>
-        <w:tc>
-          <w:tcPr>
-            <w:tcW w:w="920" w:type="dxa"/>
-            <w:tcBorders>
-              <w:top w:val="nil"/>
-              <w:left w:val="nil"/>
-              <w:bottom w:val="single" w:sz="8" w:space="0" w:color="auto"/>
-              <w:right w:val="single" w:sz="8" w:space="0" w:color="auto"/>
-            </w:tcBorders>
-            <w:shd w:val="clear" w:color="auto" w:fill="auto"/>
-            <w:vAlign w:val="center"/>
-            <w:hideMark/>
-          </w:tcPr>
-          <w:p>
-            <w:pPr>
-              <w:spacing w:after="0" w:line="240" w:lineRule="auto"/>
-              <w:jc w:val="both"/>
-              <w:rPr>
-                <w:rFonts w:ascii="Times New Roman" w:eastAsia="Times New Roman" w:hAnsi="Times New Roman" w:cs="Times New Roman"/>
-                <w:color w:val="000000"/>
-                <w:kern w:val="0"/>
-                <w:sz w:val="28"/>
-                <w:szCs w:val="28"/>
-                <w:lang w:eastAsia="ru-RU"/>
-                <w14:ligatures w14:val="none"/>
-              </w:rPr>
-            </w:pPr>
-            <w:r>
-              <w:rPr>
-                <w:rFonts w:ascii="Times New Roman" w:eastAsia="Times New Roman" w:hAnsi="Times New Roman" w:cs="Times New Roman"/>
-                <w:color w:val="000000"/>
-                <w:kern w:val="0"/>
-                <w:sz w:val="28"/>
-                <w:szCs w:val="28"/>
-                <w:lang w:eastAsia="ru-RU"/>
-                <w14:ligatures w14:val="none"/>
-              </w:rPr>
-              <w:t>23</w:t>
-            </w:r>
-          </w:p>
-        </w:tc>
-        <w:tc>
-          <w:tcPr>
-            <w:tcW w:w="960" w:type="dxa"/>
-            <w:tcBorders>
-              <w:top w:val="nil"/>
-              <w:left w:val="nil"/>
-              <w:bottom w:val="single" w:sz="8" w:space="0" w:color="auto"/>
-              <w:right w:val="single" w:sz="8" w:space="0" w:color="auto"/>
-            </w:tcBorders>
-            <w:shd w:val="clear" w:color="auto" w:fill="auto"/>
-            <w:vAlign w:val="center"/>
-            <w:hideMark/>
-          </w:tcPr>
-          <w:p>
-            <w:pPr>
-              <w:spacing w:after="0" w:line="240" w:lineRule="auto"/>
-              <w:jc w:val="both"/>
-              <w:rPr>
-                <w:rFonts w:ascii="Times New Roman" w:eastAsia="Times New Roman" w:hAnsi="Times New Roman" w:cs="Times New Roman"/>
-                <w:color w:val="000000"/>
-                <w:kern w:val="0"/>
-                <w:sz w:val="28"/>
-                <w:szCs w:val="28"/>
-                <w:lang w:eastAsia="ru-RU"/>
-                <w14:ligatures w14:val="none"/>
-              </w:rPr>
-            </w:pPr>
-            <w:r>
-              <w:rPr>
-                <w:rFonts w:ascii="Times New Roman" w:eastAsia="Times New Roman" w:hAnsi="Times New Roman" w:cs="Times New Roman"/>
-                <w:color w:val="000000"/>
-                <w:kern w:val="0"/>
-                <w:sz w:val="28"/>
-                <w:szCs w:val="28"/>
-                <w:lang w:eastAsia="ru-RU"/>
-                <w14:ligatures w14:val="none"/>
-              </w:rPr>
-              <w:t>9</w:t>
-            </w:r>
-          </w:p>
-        </w:tc>
-        <w:tc>
-          <w:tcPr>
-            <w:tcW w:w="960" w:type="dxa"/>
-            <w:tcBorders>
-              <w:top w:val="nil"/>
-              <w:left w:val="nil"/>
-              <w:bottom w:val="single" w:sz="8" w:space="0" w:color="auto"/>
-              <w:right w:val="single" w:sz="8" w:space="0" w:color="auto"/>
-            </w:tcBorders>
-            <w:shd w:val="clear" w:color="auto" w:fill="auto"/>
-            <w:vAlign w:val="center"/>
-            <w:hideMark/>
-          </w:tcPr>
-          <w:p>
-            <w:pPr>
-              <w:spacing w:after="0" w:line="240" w:lineRule="auto"/>
-              <w:jc w:val="both"/>
-              <w:rPr>
-                <w:rFonts w:ascii="Times New Roman" w:eastAsia="Times New Roman" w:hAnsi="Times New Roman" w:cs="Times New Roman"/>
-                <w:color w:val="000000"/>
-                <w:kern w:val="0"/>
-                <w:sz w:val="28"/>
-                <w:szCs w:val="28"/>
-                <w:lang w:eastAsia="ru-RU"/>
-                <w14:ligatures w14:val="none"/>
-              </w:rPr>
-            </w:pPr>
-            <w:r>
-              <w:rPr>
-                <w:rFonts w:ascii="Times New Roman" w:eastAsia="Times New Roman" w:hAnsi="Times New Roman" w:cs="Times New Roman"/>
-                <w:color w:val="000000"/>
-                <w:kern w:val="0"/>
-                <w:sz w:val="28"/>
-                <w:szCs w:val="28"/>
-                <w:lang w:eastAsia="ru-RU"/>
-                <w14:ligatures w14:val="none"/>
-              </w:rPr>
-              <w:t>-11</w:t>
-            </w:r>
-          </w:p>
-        </w:tc>
-        <w:tc>
-          <w:tcPr>
-            <w:tcW w:w="960" w:type="dxa"/>
-            <w:tcBorders>
-              <w:top w:val="nil"/>
-              <w:left w:val="nil"/>
-              <w:bottom w:val="single" w:sz="8" w:space="0" w:color="auto"/>
-              <w:right w:val="single" w:sz="8" w:space="0" w:color="auto"/>
-            </w:tcBorders>
-            <w:shd w:val="clear" w:color="auto" w:fill="auto"/>
-            <w:vAlign w:val="center"/>
-            <w:hideMark/>
-          </w:tcPr>
-          <w:p>
-            <w:pPr>
-              <w:spacing w:after="0" w:line="240" w:lineRule="auto"/>
-              <w:jc w:val="both"/>
-              <w:rPr>
-                <w:rFonts w:ascii="Times New Roman" w:eastAsia="Times New Roman" w:hAnsi="Times New Roman" w:cs="Times New Roman"/>
-                <w:color w:val="000000"/>
-                <w:kern w:val="0"/>
-                <w:sz w:val="28"/>
-                <w:szCs w:val="28"/>
-                <w:lang w:eastAsia="ru-RU"/>
-                <w14:ligatures w14:val="none"/>
-              </w:rPr>
-            </w:pPr>
-            <w:r>
-              <w:rPr>
-                <w:rFonts w:ascii="Times New Roman" w:eastAsia="Times New Roman" w:hAnsi="Times New Roman" w:cs="Times New Roman"/>
-                <w:color w:val="000000"/>
-                <w:kern w:val="0"/>
-                <w:sz w:val="28"/>
-                <w:szCs w:val="28"/>
-                <w:lang w:eastAsia="ru-RU"/>
-                <w14:ligatures w14:val="none"/>
-              </w:rPr>
-              <w:t>-13</w:t>
-            </w:r>
-          </w:p>
-        </w:tc>
-        <w:tc>
-          <w:tcPr>
-            <w:tcW w:w="960" w:type="dxa"/>
-            <w:tcBorders>
-              <w:top w:val="nil"/>
-              <w:left w:val="nil"/>
-              <w:bottom w:val="single" w:sz="8" w:space="0" w:color="auto"/>
-              <w:right w:val="single" w:sz="8" w:space="0" w:color="auto"/>
-            </w:tcBorders>
-            <w:shd w:val="clear" w:color="auto" w:fill="auto"/>
-            <w:vAlign w:val="center"/>
-            <w:hideMark/>
-          </w:tcPr>
-          <w:p>
-            <w:pPr>
-              <w:spacing w:after="0" w:line="240" w:lineRule="auto"/>
-              <w:jc w:val="both"/>
-              <w:rPr>
-                <w:rFonts w:ascii="Times New Roman" w:eastAsia="Times New Roman" w:hAnsi="Times New Roman" w:cs="Times New Roman"/>
-                <w:color w:val="000000"/>
-                <w:kern w:val="0"/>
-                <w:sz w:val="28"/>
-                <w:szCs w:val="28"/>
-                <w:lang w:eastAsia="ru-RU"/>
-                <w14:ligatures w14:val="none"/>
-              </w:rPr>
-            </w:pPr>
-            <w:r>
-              <w:rPr>
-                <w:rFonts w:ascii="Times New Roman" w:eastAsia="Times New Roman" w:hAnsi="Times New Roman" w:cs="Times New Roman"/>
-                <w:color w:val="000000"/>
-                <w:kern w:val="0"/>
-                <w:sz w:val="28"/>
-                <w:szCs w:val="28"/>
-                <w:lang w:eastAsia="ru-RU"/>
-                <w14:ligatures w14:val="none"/>
-              </w:rPr>
-              <w:t>16</w:t>
-            </w:r>
-          </w:p>
-        </w:tc>
-      </w:tr>
-      <w:tr>
-        <w:trPr>
-          <w:trHeight w:val="370"/>
-        </w:trPr>
-        <w:tc>
-          <w:tcPr>
-            <w:tcW w:w="1540" w:type="dxa"/>
-            <w:tcBorders>
-              <w:top w:val="nil"/>
-              <w:left w:val="single" w:sz="8" w:space="0" w:color="auto"/>
-              <w:bottom w:val="single" w:sz="8" w:space="0" w:color="auto"/>
-              <w:right w:val="single" w:sz="8" w:space="0" w:color="auto"/>
-            </w:tcBorders>
-            <w:shd w:val="clear" w:color="auto" w:fill="auto"/>
-            <w:vAlign w:val="center"/>
-            <w:hideMark/>
-          </w:tcPr>
-          <w:p>
-            <w:pPr>
-              <w:spacing w:after="0" w:line="240" w:lineRule="auto"/>
-              <w:jc w:val="both"/>
-              <w:rPr>
-                <w:rFonts w:ascii="Times New Roman" w:eastAsia="Times New Roman" w:hAnsi="Times New Roman" w:cs="Times New Roman"/>
-                <w:color w:val="000000"/>
-                <w:kern w:val="0"/>
-                <w:sz w:val="28"/>
-                <w:szCs w:val="28"/>
-                <w:lang w:eastAsia="ru-RU"/>
-                <w14:ligatures w14:val="none"/>
-              </w:rPr>
-            </w:pPr>
-            <w:r>
-              <w:rPr>
-                <w:rFonts w:ascii="Times New Roman" w:eastAsia="Times New Roman" w:hAnsi="Times New Roman" w:cs="Times New Roman"/>
-                <w:color w:val="000000"/>
-                <w:kern w:val="0"/>
-                <w:sz w:val="28"/>
-                <w:szCs w:val="28"/>
-                <w:lang w:eastAsia="ru-RU"/>
-                <w14:ligatures w14:val="none"/>
-              </w:rPr>
-              <w:t>5</w:t>
-            </w:r>
-          </w:p>
-        </w:tc>
-        <w:tc>
-          <w:tcPr>
-            <w:tcW w:w="1180" w:type="dxa"/>
-            <w:tcBorders>
-              <w:top w:val="nil"/>
-              <w:left w:val="nil"/>
-              <w:bottom w:val="single" w:sz="8" w:space="0" w:color="auto"/>
-              <w:right w:val="single" w:sz="8" w:space="0" w:color="auto"/>
-            </w:tcBorders>
-            <w:shd w:val="clear" w:color="auto" w:fill="auto"/>
-            <w:vAlign w:val="center"/>
-            <w:hideMark/>
-          </w:tcPr>
-          <w:p>
-            <w:pPr>
-              <w:spacing w:after="0" w:line="240" w:lineRule="auto"/>
-              <w:jc w:val="both"/>
-              <w:rPr>
-                <w:rFonts w:ascii="Times New Roman" w:eastAsia="Times New Roman" w:hAnsi="Times New Roman" w:cs="Times New Roman"/>
-                <w:color w:val="000000"/>
-                <w:kern w:val="0"/>
-                <w:sz w:val="28"/>
-                <w:szCs w:val="28"/>
-                <w:lang w:eastAsia="ru-RU"/>
-                <w14:ligatures w14:val="none"/>
-              </w:rPr>
-            </w:pPr>
-            <w:r>
-              <w:rPr>
-                <w:rFonts w:ascii="Times New Roman" w:eastAsia="Times New Roman" w:hAnsi="Times New Roman" w:cs="Times New Roman"/>
-                <w:color w:val="000000"/>
-                <w:kern w:val="0"/>
-                <w:sz w:val="28"/>
-                <w:szCs w:val="28"/>
-                <w:lang w:eastAsia="ru-RU"/>
-                <w14:ligatures w14:val="none"/>
-              </w:rPr>
-              <w:t>1</w:t>
-            </w:r>
-          </w:p>
-        </w:tc>
-        <w:tc>
-          <w:tcPr>
-            <w:tcW w:w="1560" w:type="dxa"/>
-            <w:tcBorders>
-              <w:top w:val="nil"/>
-              <w:left w:val="nil"/>
-              <w:bottom w:val="single" w:sz="8" w:space="0" w:color="auto"/>
-              <w:right w:val="single" w:sz="8" w:space="0" w:color="auto"/>
-            </w:tcBorders>
-            <w:shd w:val="clear" w:color="auto" w:fill="auto"/>
-            <w:vAlign w:val="center"/>
-            <w:hideMark/>
-          </w:tcPr>
-          <w:p>
-            <w:pPr>
-              <w:spacing w:after="0" w:line="240" w:lineRule="auto"/>
-              <w:jc w:val="both"/>
-              <w:rPr>
-                <w:rFonts w:ascii="Times New Roman" w:eastAsia="Times New Roman" w:hAnsi="Times New Roman" w:cs="Times New Roman"/>
-                <w:color w:val="000000"/>
-                <w:kern w:val="0"/>
-                <w:sz w:val="28"/>
-                <w:szCs w:val="28"/>
-                <w:lang w:eastAsia="ru-RU"/>
-                <w14:ligatures w14:val="none"/>
-              </w:rPr>
-            </w:pPr>
-            <w:r>
-              <w:rPr>
-                <w:rFonts w:ascii="Times New Roman" w:eastAsia="Times New Roman" w:hAnsi="Times New Roman" w:cs="Times New Roman"/>
-                <w:color w:val="000000"/>
-                <w:kern w:val="0"/>
-                <w:sz w:val="28"/>
-                <w:szCs w:val="28"/>
-                <w:lang w:eastAsia="ru-RU"/>
-                <w14:ligatures w14:val="none"/>
-              </w:rPr>
-              <w:t>23</w:t>
-            </w:r>
-          </w:p>
-        </w:tc>
-        <w:tc>
-          <w:tcPr>
-            <w:tcW w:w="920" w:type="dxa"/>
-            <w:tcBorders>
-              <w:top w:val="nil"/>
-              <w:left w:val="nil"/>
-              <w:bottom w:val="single" w:sz="8" w:space="0" w:color="auto"/>
-              <w:right w:val="single" w:sz="8" w:space="0" w:color="auto"/>
-            </w:tcBorders>
-            <w:shd w:val="clear" w:color="auto" w:fill="auto"/>
-            <w:vAlign w:val="center"/>
-            <w:hideMark/>
-          </w:tcPr>
-          <w:p>
-            <w:pPr>
-              <w:spacing w:after="0" w:line="240" w:lineRule="auto"/>
-              <w:jc w:val="both"/>
-              <w:rPr>
-                <w:rFonts w:ascii="Times New Roman" w:eastAsia="Times New Roman" w:hAnsi="Times New Roman" w:cs="Times New Roman"/>
-                <w:color w:val="000000"/>
-                <w:kern w:val="0"/>
-                <w:sz w:val="28"/>
-                <w:szCs w:val="28"/>
-                <w:lang w:eastAsia="ru-RU"/>
-                <w14:ligatures w14:val="none"/>
-              </w:rPr>
-            </w:pPr>
-            <w:r>
-              <w:rPr>
-                <w:rFonts w:ascii="Times New Roman" w:eastAsia="Times New Roman" w:hAnsi="Times New Roman" w:cs="Times New Roman"/>
-                <w:color w:val="000000"/>
-                <w:kern w:val="0"/>
-                <w:sz w:val="28"/>
-                <w:szCs w:val="28"/>
-                <w:lang w:eastAsia="ru-RU"/>
-                <w14:ligatures w14:val="none"/>
-              </w:rPr>
-              <w:t>4</w:t>
-            </w:r>
-          </w:p>
-        </w:tc>
-        <w:tc>
-          <w:tcPr>
-            <w:tcW w:w="960" w:type="dxa"/>
-            <w:tcBorders>
-              <w:top w:val="nil"/>
-              <w:left w:val="nil"/>
-              <w:bottom w:val="single" w:sz="8" w:space="0" w:color="auto"/>
-              <w:right w:val="single" w:sz="8" w:space="0" w:color="auto"/>
-            </w:tcBorders>
-            <w:shd w:val="clear" w:color="auto" w:fill="auto"/>
-            <w:vAlign w:val="center"/>
-            <w:hideMark/>
-          </w:tcPr>
-          <w:p>
-            <w:pPr>
-              <w:spacing w:after="0" w:line="240" w:lineRule="auto"/>
-              <w:jc w:val="both"/>
-              <w:rPr>
-                <w:rFonts w:ascii="Times New Roman" w:eastAsia="Times New Roman" w:hAnsi="Times New Roman" w:cs="Times New Roman"/>
-                <w:color w:val="000000"/>
-                <w:kern w:val="0"/>
-                <w:sz w:val="28"/>
-                <w:szCs w:val="28"/>
-                <w:lang w:eastAsia="ru-RU"/>
-                <w14:ligatures w14:val="none"/>
-              </w:rPr>
-            </w:pPr>
-            <w:r>
-              <w:rPr>
-                <w:rFonts w:ascii="Times New Roman" w:eastAsia="Times New Roman" w:hAnsi="Times New Roman" w:cs="Times New Roman"/>
-                <w:color w:val="000000"/>
-                <w:kern w:val="0"/>
-                <w:sz w:val="28"/>
-                <w:szCs w:val="28"/>
-                <w:lang w:eastAsia="ru-RU"/>
-                <w14:ligatures w14:val="none"/>
-              </w:rPr>
-              <w:t>-11</w:t>
-            </w:r>
-          </w:p>
-        </w:tc>
-        <w:tc>
-          <w:tcPr>
-            <w:tcW w:w="960" w:type="dxa"/>
-            <w:tcBorders>
-              <w:top w:val="nil"/>
-              <w:left w:val="nil"/>
-              <w:bottom w:val="single" w:sz="8" w:space="0" w:color="auto"/>
-              <w:right w:val="single" w:sz="8" w:space="0" w:color="auto"/>
-            </w:tcBorders>
-            <w:shd w:val="clear" w:color="auto" w:fill="auto"/>
-            <w:vAlign w:val="center"/>
-            <w:hideMark/>
-          </w:tcPr>
-          <w:p>
-            <w:pPr>
-              <w:spacing w:after="0" w:line="240" w:lineRule="auto"/>
-              <w:jc w:val="both"/>
-              <w:rPr>
-                <w:rFonts w:ascii="Times New Roman" w:eastAsia="Times New Roman" w:hAnsi="Times New Roman" w:cs="Times New Roman"/>
-                <w:kern w:val="0"/>
-                <w:sz w:val="28"/>
-                <w:szCs w:val="28"/>
-                <w:lang w:eastAsia="ru-RU"/>
-                <w14:ligatures w14:val="none"/>
-              </w:rPr>
-            </w:pPr>
-            <w:r>
-              <w:rPr>
-                <w:rFonts w:ascii="Times New Roman" w:eastAsia="Times New Roman" w:hAnsi="Times New Roman" w:cs="Times New Roman"/>
-                <w:kern w:val="0"/>
-                <w:sz w:val="28"/>
-                <w:szCs w:val="28"/>
-                <w:lang w:eastAsia="ru-RU"/>
-                <w14:ligatures w14:val="none"/>
-              </w:rPr>
-              <w:t>20</w:t>
-            </w:r>
-          </w:p>
-        </w:tc>
-        <w:tc>
-          <w:tcPr>
-            <w:tcW w:w="960" w:type="dxa"/>
-            <w:tcBorders>
-              <w:top w:val="nil"/>
-              <w:left w:val="nil"/>
-              <w:bottom w:val="single" w:sz="8" w:space="0" w:color="auto"/>
-              <w:right w:val="single" w:sz="8" w:space="0" w:color="auto"/>
-            </w:tcBorders>
-            <w:shd w:val="clear" w:color="auto" w:fill="auto"/>
-            <w:vAlign w:val="center"/>
-            <w:hideMark/>
-          </w:tcPr>
-          <w:p>
-            <w:pPr>
-              <w:spacing w:after="0" w:line="240" w:lineRule="auto"/>
-              <w:jc w:val="both"/>
-              <w:rPr>
-                <w:rFonts w:ascii="Times New Roman" w:eastAsia="Times New Roman" w:hAnsi="Times New Roman" w:cs="Times New Roman"/>
-                <w:color w:val="000000"/>
-                <w:kern w:val="0"/>
-                <w:sz w:val="28"/>
-                <w:szCs w:val="28"/>
-                <w:lang w:eastAsia="ru-RU"/>
-                <w14:ligatures w14:val="none"/>
-              </w:rPr>
-            </w:pPr>
-            <w:r>
-              <w:rPr>
-                <w:rFonts w:ascii="Times New Roman" w:eastAsia="Times New Roman" w:hAnsi="Times New Roman" w:cs="Times New Roman"/>
-                <w:color w:val="000000"/>
-                <w:kern w:val="0"/>
-                <w:sz w:val="28"/>
-                <w:szCs w:val="28"/>
-                <w:lang w:eastAsia="ru-RU"/>
-                <w14:ligatures w14:val="none"/>
-              </w:rPr>
-              <w:t>16</w:t>
-            </w:r>
-          </w:p>
-        </w:tc>
-        <w:tc>
-          <w:tcPr>
-            <w:tcW w:w="960" w:type="dxa"/>
-            <w:tcBorders>
-              <w:top w:val="nil"/>
-              <w:left w:val="nil"/>
-              <w:bottom w:val="single" w:sz="8" w:space="0" w:color="auto"/>
-              <w:right w:val="single" w:sz="8" w:space="0" w:color="auto"/>
-            </w:tcBorders>
-            <w:shd w:val="clear" w:color="auto" w:fill="auto"/>
-            <w:vAlign w:val="center"/>
-            <w:hideMark/>
-          </w:tcPr>
-          <w:p>
-            <w:pPr>
-              <w:spacing w:after="0" w:line="240" w:lineRule="auto"/>
-              <w:jc w:val="both"/>
-              <w:rPr>
-                <w:rFonts w:ascii="Times New Roman" w:eastAsia="Times New Roman" w:hAnsi="Times New Roman" w:cs="Times New Roman"/>
-                <w:kern w:val="0"/>
-                <w:sz w:val="28"/>
-                <w:szCs w:val="28"/>
-                <w:lang w:eastAsia="ru-RU"/>
-                <w14:ligatures w14:val="none"/>
-              </w:rPr>
-            </w:pPr>
-            <w:r>
-              <w:rPr>
-                <w:rFonts w:ascii="Times New Roman" w:eastAsia="Times New Roman" w:hAnsi="Times New Roman" w:cs="Times New Roman"/>
-                <w:kern w:val="0"/>
-                <w:sz w:val="28"/>
-                <w:szCs w:val="28"/>
-                <w:lang w:eastAsia="ru-RU"/>
-                <w14:ligatures w14:val="none"/>
-              </w:rPr>
-              <w:t>-29</w:t>
-            </w:r>
-          </w:p>
-        </w:tc>
-      </w:tr>
-      <w:tr>
-        <w:trPr>
-          <w:trHeight w:val="370"/>
-        </w:trPr>
-        <w:tc>
-          <w:tcPr>
-            <w:tcW w:w="1540" w:type="dxa"/>
-            <w:tcBorders>
-              <w:top w:val="nil"/>
-              <w:left w:val="single" w:sz="8" w:space="0" w:color="auto"/>
-              <w:bottom w:val="single" w:sz="8" w:space="0" w:color="auto"/>
-              <w:right w:val="single" w:sz="8" w:space="0" w:color="auto"/>
-            </w:tcBorders>
-            <w:shd w:val="clear" w:color="auto" w:fill="auto"/>
-            <w:vAlign w:val="center"/>
-            <w:hideMark/>
-          </w:tcPr>
-          <w:p>
-            <w:pPr>
-              <w:spacing w:after="0" w:line="240" w:lineRule="auto"/>
-              <w:jc w:val="both"/>
-              <w:rPr>
-                <w:rFonts w:ascii="Times New Roman" w:eastAsia="Times New Roman" w:hAnsi="Times New Roman" w:cs="Times New Roman"/>
-                <w:color w:val="000000"/>
-                <w:kern w:val="0"/>
-                <w:sz w:val="28"/>
-                <w:szCs w:val="28"/>
-                <w:lang w:eastAsia="ru-RU"/>
-                <w14:ligatures w14:val="none"/>
-              </w:rPr>
-            </w:pPr>
-            <w:r>
-              <w:rPr>
-                <w:rFonts w:ascii="Times New Roman" w:eastAsia="Times New Roman" w:hAnsi="Times New Roman" w:cs="Times New Roman"/>
-                <w:color w:val="000000"/>
-                <w:kern w:val="0"/>
-                <w:sz w:val="28"/>
-                <w:szCs w:val="28"/>
-                <w:lang w:eastAsia="ru-RU"/>
-                <w14:ligatures w14:val="none"/>
-              </w:rPr>
-              <w:t>6</w:t>
-            </w:r>
-          </w:p>
-        </w:tc>
-        <w:tc>
-          <w:tcPr>
-            <w:tcW w:w="1180" w:type="dxa"/>
-            <w:tcBorders>
-              <w:top w:val="nil"/>
-              <w:left w:val="nil"/>
-              <w:bottom w:val="single" w:sz="8" w:space="0" w:color="auto"/>
-              <w:right w:val="single" w:sz="8" w:space="0" w:color="auto"/>
-            </w:tcBorders>
-            <w:shd w:val="clear" w:color="auto" w:fill="auto"/>
-            <w:vAlign w:val="center"/>
-            <w:hideMark/>
-          </w:tcPr>
-          <w:p>
-            <w:pPr>
-              <w:spacing w:after="0" w:line="240" w:lineRule="auto"/>
-              <w:jc w:val="both"/>
-              <w:rPr>
-                <w:rFonts w:ascii="Times New Roman" w:eastAsia="Times New Roman" w:hAnsi="Times New Roman" w:cs="Times New Roman"/>
-                <w:color w:val="000000"/>
-                <w:kern w:val="0"/>
-                <w:sz w:val="28"/>
-                <w:szCs w:val="28"/>
-                <w:lang w:eastAsia="ru-RU"/>
-                <w14:ligatures w14:val="none"/>
-              </w:rPr>
-            </w:pPr>
-            <w:r>
-              <w:rPr>
-                <w:rFonts w:ascii="Times New Roman" w:eastAsia="Times New Roman" w:hAnsi="Times New Roman" w:cs="Times New Roman"/>
-                <w:color w:val="000000"/>
-                <w:kern w:val="0"/>
-                <w:sz w:val="28"/>
-                <w:szCs w:val="28"/>
-                <w:lang w:eastAsia="ru-RU"/>
-                <w14:ligatures w14:val="none"/>
-              </w:rPr>
-              <w:t>5</w:t>
-            </w:r>
-          </w:p>
-        </w:tc>
-        <w:tc>
-          <w:tcPr>
-            <w:tcW w:w="1560" w:type="dxa"/>
-            <w:tcBorders>
-              <w:top w:val="nil"/>
-              <w:left w:val="nil"/>
-              <w:bottom w:val="single" w:sz="8" w:space="0" w:color="auto"/>
-              <w:right w:val="single" w:sz="8" w:space="0" w:color="auto"/>
-            </w:tcBorders>
-            <w:shd w:val="clear" w:color="auto" w:fill="auto"/>
-            <w:vAlign w:val="center"/>
-            <w:hideMark/>
-          </w:tcPr>
-          <w:p>
-            <w:pPr>
-              <w:spacing w:after="0" w:line="240" w:lineRule="auto"/>
-              <w:jc w:val="both"/>
-              <w:rPr>
-                <w:rFonts w:ascii="Times New Roman" w:eastAsia="Times New Roman" w:hAnsi="Times New Roman" w:cs="Times New Roman"/>
-                <w:color w:val="000000"/>
-                <w:kern w:val="0"/>
-                <w:sz w:val="28"/>
-                <w:szCs w:val="28"/>
-                <w:lang w:eastAsia="ru-RU"/>
-                <w14:ligatures w14:val="none"/>
-              </w:rPr>
-            </w:pPr>
-            <w:r>
-              <w:rPr>
-                <w:rFonts w:ascii="Times New Roman" w:eastAsia="Times New Roman" w:hAnsi="Times New Roman" w:cs="Times New Roman"/>
-                <w:color w:val="000000"/>
-                <w:kern w:val="0"/>
-                <w:sz w:val="28"/>
-                <w:szCs w:val="28"/>
-                <w:lang w:eastAsia="ru-RU"/>
-                <w14:ligatures w14:val="none"/>
-              </w:rPr>
-              <w:t>4</w:t>
-            </w:r>
-          </w:p>
-        </w:tc>
-        <w:tc>
-          <w:tcPr>
-            <w:tcW w:w="920" w:type="dxa"/>
-            <w:tcBorders>
-              <w:top w:val="nil"/>
-              <w:left w:val="nil"/>
-              <w:bottom w:val="single" w:sz="8" w:space="0" w:color="auto"/>
-              <w:right w:val="single" w:sz="8" w:space="0" w:color="auto"/>
-            </w:tcBorders>
-            <w:shd w:val="clear" w:color="auto" w:fill="auto"/>
-            <w:vAlign w:val="center"/>
-            <w:hideMark/>
-          </w:tcPr>
-          <w:p>
-            <w:pPr>
-              <w:spacing w:after="0" w:line="240" w:lineRule="auto"/>
-              <w:jc w:val="both"/>
-              <w:rPr>
-                <w:rFonts w:ascii="Times New Roman" w:eastAsia="Times New Roman" w:hAnsi="Times New Roman" w:cs="Times New Roman"/>
-                <w:color w:val="000000"/>
-                <w:kern w:val="0"/>
-                <w:sz w:val="28"/>
-                <w:szCs w:val="28"/>
-                <w:lang w:eastAsia="ru-RU"/>
-                <w14:ligatures w14:val="none"/>
-              </w:rPr>
-            </w:pPr>
-            <w:r>
-              <w:rPr>
-                <w:rFonts w:ascii="Times New Roman" w:eastAsia="Times New Roman" w:hAnsi="Times New Roman" w:cs="Times New Roman"/>
-                <w:color w:val="000000"/>
-                <w:kern w:val="0"/>
-                <w:sz w:val="28"/>
-                <w:szCs w:val="28"/>
-                <w:lang w:eastAsia="ru-RU"/>
-                <w14:ligatures w14:val="none"/>
-              </w:rPr>
-              <w:t>3</w:t>
-            </w:r>
-          </w:p>
-        </w:tc>
-        <w:tc>
-          <w:tcPr>
-            <w:tcW w:w="960" w:type="dxa"/>
-            <w:tcBorders>
-              <w:top w:val="nil"/>
-              <w:left w:val="nil"/>
-              <w:bottom w:val="single" w:sz="8" w:space="0" w:color="auto"/>
-              <w:right w:val="single" w:sz="8" w:space="0" w:color="auto"/>
-            </w:tcBorders>
-            <w:shd w:val="clear" w:color="auto" w:fill="auto"/>
-            <w:vAlign w:val="center"/>
-            <w:hideMark/>
-          </w:tcPr>
-          <w:p>
-            <w:pPr>
-              <w:spacing w:after="0" w:line="240" w:lineRule="auto"/>
-              <w:jc w:val="both"/>
-              <w:rPr>
-                <w:rFonts w:ascii="Times New Roman" w:eastAsia="Times New Roman" w:hAnsi="Times New Roman" w:cs="Times New Roman"/>
-                <w:color w:val="000000"/>
-                <w:kern w:val="0"/>
-                <w:sz w:val="28"/>
-                <w:szCs w:val="28"/>
-                <w:lang w:eastAsia="ru-RU"/>
-                <w14:ligatures w14:val="none"/>
-              </w:rPr>
-            </w:pPr>
-            <w:r>
-              <w:rPr>
-                <w:rFonts w:ascii="Times New Roman" w:eastAsia="Times New Roman" w:hAnsi="Times New Roman" w:cs="Times New Roman"/>
-                <w:color w:val="000000"/>
-                <w:kern w:val="0"/>
-                <w:sz w:val="28"/>
-                <w:szCs w:val="28"/>
-                <w:lang w:eastAsia="ru-RU"/>
-                <w14:ligatures w14:val="none"/>
-              </w:rPr>
-              <w:t>20</w:t>
-            </w:r>
-          </w:p>
-        </w:tc>
-        <w:tc>
-          <w:tcPr>
-            <w:tcW w:w="960" w:type="dxa"/>
-            <w:tcBorders>
-              <w:top w:val="nil"/>
-              <w:left w:val="nil"/>
-              <w:bottom w:val="single" w:sz="8" w:space="0" w:color="auto"/>
-              <w:right w:val="single" w:sz="8" w:space="0" w:color="auto"/>
-            </w:tcBorders>
-            <w:shd w:val="clear" w:color="auto" w:fill="auto"/>
-            <w:vAlign w:val="center"/>
-            <w:hideMark/>
-          </w:tcPr>
-          <w:p>
-            <w:pPr>
-              <w:spacing w:after="0" w:line="240" w:lineRule="auto"/>
-              <w:jc w:val="both"/>
-              <w:rPr>
-                <w:rFonts w:ascii="Times New Roman" w:eastAsia="Times New Roman" w:hAnsi="Times New Roman" w:cs="Times New Roman"/>
-                <w:color w:val="000000"/>
-                <w:kern w:val="0"/>
-                <w:sz w:val="28"/>
-                <w:szCs w:val="28"/>
-                <w:lang w:eastAsia="ru-RU"/>
-                <w14:ligatures w14:val="none"/>
-              </w:rPr>
-            </w:pPr>
-            <w:r>
-              <w:rPr>
-                <w:rFonts w:ascii="Times New Roman" w:eastAsia="Times New Roman" w:hAnsi="Times New Roman" w:cs="Times New Roman"/>
-                <w:color w:val="000000"/>
-                <w:kern w:val="0"/>
-                <w:sz w:val="28"/>
-                <w:szCs w:val="28"/>
-                <w:lang w:eastAsia="ru-RU"/>
-                <w14:ligatures w14:val="none"/>
-              </w:rPr>
-              <w:t>-111</w:t>
-            </w:r>
-          </w:p>
-        </w:tc>
-        <w:tc>
-          <w:tcPr>
-            <w:tcW w:w="960" w:type="dxa"/>
-            <w:tcBorders>
-              <w:top w:val="nil"/>
-              <w:left w:val="nil"/>
-              <w:bottom w:val="single" w:sz="8" w:space="0" w:color="auto"/>
-              <w:right w:val="single" w:sz="8" w:space="0" w:color="auto"/>
-            </w:tcBorders>
-            <w:shd w:val="clear" w:color="auto" w:fill="auto"/>
-            <w:vAlign w:val="center"/>
-            <w:hideMark/>
-          </w:tcPr>
-          <w:p>
-            <w:pPr>
-              <w:spacing w:after="0" w:line="240" w:lineRule="auto"/>
-              <w:jc w:val="both"/>
-              <w:rPr>
-                <w:rFonts w:ascii="Times New Roman" w:eastAsia="Times New Roman" w:hAnsi="Times New Roman" w:cs="Times New Roman"/>
-                <w:color w:val="000000"/>
-                <w:kern w:val="0"/>
-                <w:sz w:val="28"/>
-                <w:szCs w:val="28"/>
-                <w:lang w:eastAsia="ru-RU"/>
-                <w14:ligatures w14:val="none"/>
-              </w:rPr>
-            </w:pPr>
-            <w:r>
-              <w:rPr>
-                <w:rFonts w:ascii="Times New Roman" w:eastAsia="Times New Roman" w:hAnsi="Times New Roman" w:cs="Times New Roman"/>
-                <w:color w:val="000000"/>
-                <w:kern w:val="0"/>
-                <w:sz w:val="28"/>
-                <w:szCs w:val="28"/>
-                <w:lang w:eastAsia="ru-RU"/>
-                <w14:ligatures w14:val="none"/>
-              </w:rPr>
-              <w:t>-29</w:t>
-            </w:r>
-          </w:p>
-        </w:tc>
-        <w:tc>
-          <w:tcPr>
-            <w:tcW w:w="960" w:type="dxa"/>
-            <w:tcBorders>
-              <w:top w:val="nil"/>
-              <w:left w:val="nil"/>
-              <w:bottom w:val="single" w:sz="8" w:space="0" w:color="auto"/>
-              <w:right w:val="single" w:sz="8" w:space="0" w:color="auto"/>
-            </w:tcBorders>
-            <w:shd w:val="clear" w:color="auto" w:fill="auto"/>
-            <w:vAlign w:val="center"/>
-            <w:hideMark/>
-          </w:tcPr>
-          <w:p>
-            <w:pPr>
-              <w:spacing w:after="0" w:line="240" w:lineRule="auto"/>
-              <w:jc w:val="both"/>
-              <w:rPr>
-                <w:rFonts w:ascii="Times New Roman" w:eastAsia="Times New Roman" w:hAnsi="Times New Roman" w:cs="Times New Roman"/>
-                <w:color w:val="000000"/>
-                <w:kern w:val="0"/>
-                <w:sz w:val="28"/>
-                <w:szCs w:val="28"/>
-                <w:lang w:eastAsia="ru-RU"/>
-                <w14:ligatures w14:val="none"/>
-              </w:rPr>
-            </w:pPr>
-            <w:r>
-              <w:rPr>
-                <w:rFonts w:ascii="Times New Roman" w:eastAsia="Times New Roman" w:hAnsi="Times New Roman" w:cs="Times New Roman"/>
-                <w:color w:val="000000"/>
-                <w:kern w:val="0"/>
-                <w:sz w:val="28"/>
-                <w:szCs w:val="28"/>
-                <w:lang w:eastAsia="ru-RU"/>
-                <w14:ligatures w14:val="none"/>
-              </w:rPr>
-              <w:t>161</w:t>
-            </w:r>
-          </w:p>
-        </w:tc>
-      </w:tr>
-      <w:tr>
-        <w:trPr>
-          <w:trHeight w:val="370"/>
-        </w:trPr>
-        <w:tc>
-          <w:tcPr>
-            <w:tcW w:w="1540" w:type="dxa"/>
-            <w:tcBorders>
-              <w:top w:val="nil"/>
-              <w:left w:val="single" w:sz="8" w:space="0" w:color="auto"/>
-              <w:bottom w:val="single" w:sz="8" w:space="0" w:color="auto"/>
-              <w:right w:val="single" w:sz="8" w:space="0" w:color="auto"/>
-            </w:tcBorders>
-            <w:shd w:val="clear" w:color="auto" w:fill="auto"/>
-            <w:vAlign w:val="center"/>
-            <w:hideMark/>
-          </w:tcPr>
-          <w:p>
-            <w:pPr>
-              <w:spacing w:after="0" w:line="240" w:lineRule="auto"/>
-              <w:jc w:val="both"/>
-              <w:rPr>
-                <w:rFonts w:ascii="Times New Roman" w:eastAsia="Times New Roman" w:hAnsi="Times New Roman" w:cs="Times New Roman"/>
-                <w:color w:val="000000"/>
-                <w:kern w:val="0"/>
-                <w:sz w:val="28"/>
-                <w:szCs w:val="28"/>
-                <w:lang w:eastAsia="ru-RU"/>
-                <w14:ligatures w14:val="none"/>
-              </w:rPr>
-            </w:pPr>
+              <w:t>-1</w:t>
+            </w:r>
             <w:r>
               <w:rPr>
                 <w:rFonts w:ascii="Times New Roman" w:eastAsia="Times New Roman" w:hAnsi="Times New Roman" w:cs="Times New Roman"/>
@@ -6131,293 +4512,6 @@
                 <w14:ligatures w14:val="none"/>
               </w:rPr>
               <w:t>7</w:t>
-            </w:r>
-          </w:p>
-        </w:tc>
-        <w:tc>
-          <w:tcPr>
-            <w:tcW w:w="1180" w:type="dxa"/>
-            <w:tcBorders>
-              <w:top w:val="nil"/>
-              <w:left w:val="nil"/>
-              <w:bottom w:val="single" w:sz="8" w:space="0" w:color="auto"/>
-              <w:right w:val="single" w:sz="8" w:space="0" w:color="auto"/>
-            </w:tcBorders>
-            <w:shd w:val="clear" w:color="auto" w:fill="auto"/>
-            <w:vAlign w:val="center"/>
-            <w:hideMark/>
-          </w:tcPr>
-          <w:p>
-            <w:pPr>
-              <w:spacing w:after="0" w:line="240" w:lineRule="auto"/>
-              <w:jc w:val="both"/>
-              <w:rPr>
-                <w:rFonts w:ascii="Times New Roman" w:eastAsia="Times New Roman" w:hAnsi="Times New Roman" w:cs="Times New Roman"/>
-                <w:color w:val="000000"/>
-                <w:kern w:val="0"/>
-                <w:sz w:val="28"/>
-                <w:szCs w:val="28"/>
-                <w:lang w:eastAsia="ru-RU"/>
-                <w14:ligatures w14:val="none"/>
-              </w:rPr>
-            </w:pPr>
-            <w:r>
-              <w:rPr>
-                <w:rFonts w:ascii="Times New Roman" w:eastAsia="Times New Roman" w:hAnsi="Times New Roman" w:cs="Times New Roman"/>
-                <w:color w:val="000000"/>
-                <w:kern w:val="0"/>
-                <w:sz w:val="28"/>
-                <w:szCs w:val="28"/>
-                <w:lang w:eastAsia="ru-RU"/>
-                <w14:ligatures w14:val="none"/>
-              </w:rPr>
-              <w:t>1</w:t>
-            </w:r>
-          </w:p>
-        </w:tc>
-        <w:tc>
-          <w:tcPr>
-            <w:tcW w:w="1560" w:type="dxa"/>
-            <w:tcBorders>
-              <w:top w:val="nil"/>
-              <w:left w:val="nil"/>
-              <w:bottom w:val="single" w:sz="8" w:space="0" w:color="auto"/>
-              <w:right w:val="single" w:sz="8" w:space="0" w:color="auto"/>
-            </w:tcBorders>
-            <w:shd w:val="clear" w:color="auto" w:fill="auto"/>
-            <w:vAlign w:val="center"/>
-            <w:hideMark/>
-          </w:tcPr>
-          <w:p>
-            <w:pPr>
-              <w:spacing w:after="0" w:line="240" w:lineRule="auto"/>
-              <w:jc w:val="both"/>
-              <w:rPr>
-                <w:rFonts w:ascii="Times New Roman" w:eastAsia="Times New Roman" w:hAnsi="Times New Roman" w:cs="Times New Roman"/>
-                <w:color w:val="000000"/>
-                <w:kern w:val="0"/>
-                <w:sz w:val="28"/>
-                <w:szCs w:val="28"/>
-                <w:lang w:eastAsia="ru-RU"/>
-                <w14:ligatures w14:val="none"/>
-              </w:rPr>
-            </w:pPr>
-            <w:r>
-              <w:rPr>
-                <w:rFonts w:ascii="Times New Roman" w:eastAsia="Times New Roman" w:hAnsi="Times New Roman" w:cs="Times New Roman"/>
-                <w:color w:val="000000"/>
-                <w:kern w:val="0"/>
-                <w:sz w:val="28"/>
-                <w:szCs w:val="28"/>
-                <w:lang w:eastAsia="ru-RU"/>
-                <w14:ligatures w14:val="none"/>
-              </w:rPr>
-              <w:t>3</w:t>
-            </w:r>
-          </w:p>
-        </w:tc>
-        <w:tc>
-          <w:tcPr>
-            <w:tcW w:w="920" w:type="dxa"/>
-            <w:tcBorders>
-              <w:top w:val="nil"/>
-              <w:left w:val="nil"/>
-              <w:bottom w:val="single" w:sz="8" w:space="0" w:color="auto"/>
-              <w:right w:val="single" w:sz="8" w:space="0" w:color="auto"/>
-            </w:tcBorders>
-            <w:shd w:val="clear" w:color="auto" w:fill="auto"/>
-            <w:vAlign w:val="center"/>
-            <w:hideMark/>
-          </w:tcPr>
-          <w:p>
-            <w:pPr>
-              <w:spacing w:after="0" w:line="240" w:lineRule="auto"/>
-              <w:jc w:val="both"/>
-              <w:rPr>
-                <w:rFonts w:ascii="Times New Roman" w:eastAsia="Times New Roman" w:hAnsi="Times New Roman" w:cs="Times New Roman"/>
-                <w:color w:val="000000"/>
-                <w:kern w:val="0"/>
-                <w:sz w:val="28"/>
-                <w:szCs w:val="28"/>
-                <w:lang w:eastAsia="ru-RU"/>
-                <w14:ligatures w14:val="none"/>
-              </w:rPr>
-            </w:pPr>
-            <w:r>
-              <w:rPr>
-                <w:rFonts w:ascii="Times New Roman" w:eastAsia="Times New Roman" w:hAnsi="Times New Roman" w:cs="Times New Roman"/>
-                <w:color w:val="000000"/>
-                <w:kern w:val="0"/>
-                <w:sz w:val="28"/>
-                <w:szCs w:val="28"/>
-                <w:lang w:eastAsia="ru-RU"/>
-                <w14:ligatures w14:val="none"/>
-              </w:rPr>
-              <w:t>1</w:t>
-            </w:r>
-          </w:p>
-        </w:tc>
-        <w:tc>
-          <w:tcPr>
-            <w:tcW w:w="960" w:type="dxa"/>
-            <w:tcBorders>
-              <w:top w:val="nil"/>
-              <w:left w:val="nil"/>
-              <w:bottom w:val="single" w:sz="8" w:space="0" w:color="auto"/>
-              <w:right w:val="single" w:sz="8" w:space="0" w:color="auto"/>
-            </w:tcBorders>
-            <w:shd w:val="clear" w:color="auto" w:fill="auto"/>
-            <w:vAlign w:val="center"/>
-            <w:hideMark/>
-          </w:tcPr>
-          <w:p>
-            <w:pPr>
-              <w:spacing w:after="0" w:line="240" w:lineRule="auto"/>
-              <w:jc w:val="both"/>
-              <w:rPr>
-                <w:rFonts w:ascii="Times New Roman" w:eastAsia="Times New Roman" w:hAnsi="Times New Roman" w:cs="Times New Roman"/>
-                <w:color w:val="000000"/>
-                <w:kern w:val="0"/>
-                <w:sz w:val="28"/>
-                <w:szCs w:val="28"/>
-                <w:lang w:eastAsia="ru-RU"/>
-                <w14:ligatures w14:val="none"/>
-              </w:rPr>
-            </w:pPr>
-            <w:r>
-              <w:rPr>
-                <w:rFonts w:ascii="Times New Roman" w:eastAsia="Times New Roman" w:hAnsi="Times New Roman" w:cs="Times New Roman"/>
-                <w:color w:val="000000"/>
-                <w:kern w:val="0"/>
-                <w:sz w:val="28"/>
-                <w:szCs w:val="28"/>
-                <w:lang w:eastAsia="ru-RU"/>
-                <w14:ligatures w14:val="none"/>
-              </w:rPr>
-              <w:t>-111</w:t>
-            </w:r>
-          </w:p>
-        </w:tc>
-        <w:tc>
-          <w:tcPr>
-            <w:tcW w:w="960" w:type="dxa"/>
-            <w:tcBorders>
-              <w:top w:val="nil"/>
-              <w:left w:val="nil"/>
-              <w:bottom w:val="single" w:sz="8" w:space="0" w:color="auto"/>
-              <w:right w:val="single" w:sz="8" w:space="0" w:color="auto"/>
-            </w:tcBorders>
-            <w:shd w:val="clear" w:color="auto" w:fill="auto"/>
-            <w:vAlign w:val="center"/>
-            <w:hideMark/>
-          </w:tcPr>
-          <w:p>
-            <w:pPr>
-              <w:spacing w:after="0" w:line="240" w:lineRule="auto"/>
-              <w:jc w:val="both"/>
-              <w:rPr>
-                <w:rFonts w:ascii="Times New Roman" w:eastAsia="Times New Roman" w:hAnsi="Times New Roman" w:cs="Times New Roman"/>
-                <w:color w:val="000000"/>
-                <w:kern w:val="0"/>
-                <w:sz w:val="28"/>
-                <w:szCs w:val="28"/>
-                <w:lang w:eastAsia="ru-RU"/>
-                <w14:ligatures w14:val="none"/>
-              </w:rPr>
-            </w:pPr>
-            <w:r>
-              <w:rPr>
-                <w:rFonts w:ascii="Times New Roman" w:eastAsia="Times New Roman" w:hAnsi="Times New Roman" w:cs="Times New Roman"/>
-                <w:color w:val="000000"/>
-                <w:kern w:val="0"/>
-                <w:sz w:val="28"/>
-                <w:szCs w:val="28"/>
-                <w:lang w:eastAsia="ru-RU"/>
-                <w14:ligatures w14:val="none"/>
-              </w:rPr>
-              <w:t>131</w:t>
-            </w:r>
-          </w:p>
-        </w:tc>
-        <w:tc>
-          <w:tcPr>
-            <w:tcW w:w="960" w:type="dxa"/>
-            <w:tcBorders>
-              <w:top w:val="nil"/>
-              <w:left w:val="nil"/>
-              <w:bottom w:val="single" w:sz="8" w:space="0" w:color="auto"/>
-              <w:right w:val="single" w:sz="8" w:space="0" w:color="auto"/>
-            </w:tcBorders>
-            <w:shd w:val="clear" w:color="auto" w:fill="auto"/>
-            <w:vAlign w:val="center"/>
-            <w:hideMark/>
-          </w:tcPr>
-          <w:p>
-            <w:pPr>
-              <w:spacing w:after="0" w:line="240" w:lineRule="auto"/>
-              <w:jc w:val="both"/>
-              <w:rPr>
-                <w:rFonts w:ascii="Times New Roman" w:eastAsia="Times New Roman" w:hAnsi="Times New Roman" w:cs="Times New Roman"/>
-                <w:color w:val="000000"/>
-                <w:kern w:val="0"/>
-                <w:sz w:val="28"/>
-                <w:szCs w:val="28"/>
-                <w:lang w:eastAsia="ru-RU"/>
-                <w14:ligatures w14:val="none"/>
-              </w:rPr>
-            </w:pPr>
-            <w:r>
-              <w:rPr>
-                <w:rFonts w:ascii="Times New Roman" w:eastAsia="Times New Roman" w:hAnsi="Times New Roman" w:cs="Times New Roman"/>
-                <w:color w:val="000000"/>
-                <w:kern w:val="0"/>
-                <w:sz w:val="28"/>
-                <w:szCs w:val="28"/>
-                <w:lang w:eastAsia="ru-RU"/>
-                <w14:ligatures w14:val="none"/>
-              </w:rPr>
-              <w:t>161</w:t>
-            </w:r>
-          </w:p>
-        </w:tc>
-        <w:tc>
-          <w:tcPr>
-            <w:tcW w:w="960" w:type="dxa"/>
-            <w:tcBorders>
-              <w:top w:val="nil"/>
-              <w:left w:val="nil"/>
-              <w:bottom w:val="single" w:sz="8" w:space="0" w:color="auto"/>
-              <w:right w:val="single" w:sz="8" w:space="0" w:color="auto"/>
-            </w:tcBorders>
-            <w:shd w:val="clear" w:color="auto" w:fill="auto"/>
-            <w:vAlign w:val="center"/>
-            <w:hideMark/>
-          </w:tcPr>
-          <w:p>
-            <w:pPr>
-              <w:spacing w:after="0" w:line="240" w:lineRule="auto"/>
-              <w:jc w:val="both"/>
-              <w:rPr>
-                <w:rFonts w:ascii="Times New Roman" w:eastAsia="Times New Roman" w:hAnsi="Times New Roman" w:cs="Times New Roman"/>
-                <w:color w:val="000000"/>
-                <w:kern w:val="0"/>
-                <w:sz w:val="28"/>
-                <w:szCs w:val="28"/>
-                <w:lang w:eastAsia="ru-RU"/>
-                <w14:ligatures w14:val="none"/>
-              </w:rPr>
-            </w:pPr>
-            <w:r>
-              <w:rPr>
-                <w:rFonts w:ascii="Times New Roman" w:eastAsia="Times New Roman" w:hAnsi="Times New Roman" w:cs="Times New Roman"/>
-                <w:color w:val="000000"/>
-                <w:kern w:val="0"/>
-                <w:sz w:val="28"/>
-                <w:szCs w:val="28"/>
-                <w:lang w:eastAsia="ru-RU"/>
-                <w14:ligatures w14:val="none"/>
-              </w:rPr>
-              <w:t>-190</w:t>
             </w:r>
           </w:p>
         </w:tc>
@@ -6451,7 +4545,7 @@
 </file>
 
 <file path=word/endnotes.xml><?xml version="1.0" encoding="utf-8"?>
-<w:endnotes xmlns:wpc="http://schemas.microsoft.com/office/word/2010/wordprocessingCanvas" xmlns:cx="http://schemas.microsoft.com/office/drawing/2014/chartex" xmlns:cx1="http://schemas.microsoft.com/office/drawing/2015/9/8/chartex" xmlns:cx2="http://schemas.microsoft.com/office/drawing/2015/10/21/chartex" xmlns:cx3="http://schemas.microsoft.com/office/drawing/2016/5/9/chartex" xmlns:cx4="http://schemas.microsoft.com/office/drawing/2016/5/10/chartex" xmlns:cx5="http://schemas.microsoft.com/office/drawing/2016/5/11/chartex" xmlns:cx6="http://schemas.microsoft.com/office/drawing/2016/5/12/chartex" xmlns:cx7="http://schemas.microsoft.com/office/drawing/2016/5/13/chartex" xmlns:cx8="http://schemas.microsoft.com/office/drawing/2016/5/14/chartex" xmlns:mc="http://schemas.openxmlformats.org/markup-compatibility/2006" xmlns:aink="http://schemas.microsoft.com/office/drawing/2016/ink" xmlns:am3d="http://schemas.microsoft.com/office/drawing/2017/model3d" xmlns:o="urn:schemas-microsoft-com:office:office" xmlns:oel="http://schemas.microsoft.com/office/2019/extlst" xmlns:r="http://schemas.openxmlformats.org/officeDocument/2006/relationships" xmlns:m="http://schemas.openxmlformats.org/officeDocument/2006/math" xmlns:v="urn:schemas-microsoft-com:vml" xmlns:wp14="http://schemas.microsoft.com/office/word/2010/wordprocessingDrawing" xmlns:wp="http://schemas.openxmlformats.org/drawingml/2006/wordprocessingDrawing" xmlns:w10="urn:schemas-microsoft-com:office:word" xmlns:w="http://schemas.openxmlformats.org/wordprocessingml/2006/main" xmlns:w14="http://schemas.microsoft.com/office/word/2010/wordml" xmlns:w15="http://schemas.microsoft.com/office/word/2012/wordml" xmlns:w16cex="http://schemas.microsoft.com/office/word/2018/wordml/cex" xmlns:w16cid="http://schemas.microsoft.com/office/word/2016/wordml/cid" xmlns:w16="http://schemas.microsoft.com/office/word/2018/wordml" xmlns:w16du="http://schemas.microsoft.com/office/word/2023/wordml/word16du" xmlns:w16sdtdh="http://schemas.microsoft.com/office/word/2020/wordml/sdtdatahash" xmlns:w16sdtfl="http://schemas.microsoft.com/office/word/2024/wordml/sdtformatlock" xmlns:w16se="http://schemas.microsoft.com/office/word/2015/wordml/symex" xmlns:wpg="http://schemas.microsoft.com/office/word/2010/wordprocessingGroup" xmlns:wpi="http://schemas.microsoft.com/office/word/2010/wordprocessingInk" xmlns:wne="http://schemas.microsoft.com/office/word/2006/wordml" xmlns:wps="http://schemas.microsoft.com/office/word/2010/wordprocessingShape" mc:Ignorable="w14 w15 w16se w16cid w16 w16cex w16sdtdh w16sdtfl w16du wp14">
+<w:endnotes xmlns:wpc="http://schemas.microsoft.com/office/word/2010/wordprocessingCanvas" xmlns:cx="http://schemas.microsoft.com/office/drawing/2014/chartex" xmlns:cx1="http://schemas.microsoft.com/office/drawing/2015/9/8/chartex" xmlns:cx2="http://schemas.microsoft.com/office/drawing/2015/10/21/chartex" xmlns:cx3="http://schemas.microsoft.com/office/drawing/2016/5/9/chartex" xmlns:cx4="http://schemas.microsoft.com/office/drawing/2016/5/10/chartex" xmlns:cx5="http://schemas.microsoft.com/office/drawing/2016/5/11/chartex" xmlns:cx6="http://schemas.microsoft.com/office/drawing/2016/5/12/chartex" xmlns:cx7="http://schemas.microsoft.com/office/drawing/2016/5/13/chartex" xmlns:cx8="http://schemas.microsoft.com/office/drawing/2016/5/14/chartex" xmlns:mc="http://schemas.openxmlformats.org/markup-compatibility/2006" xmlns:aink="http://schemas.microsoft.com/office/drawing/2016/ink" xmlns:am3d="http://schemas.microsoft.com/office/drawing/2017/model3d" xmlns:o="urn:schemas-microsoft-com:office:office" xmlns:r="http://schemas.openxmlformats.org/officeDocument/2006/relationships" xmlns:m="http://schemas.openxmlformats.org/officeDocument/2006/math" xmlns:v="urn:schemas-microsoft-com:vml" xmlns:wp14="http://schemas.microsoft.com/office/word/2010/wordprocessingDrawing" xmlns:wp="http://schemas.openxmlformats.org/drawingml/2006/wordprocessingDrawing" xmlns:w10="urn:schemas-microsoft-com:office:word" xmlns:w="http://schemas.openxmlformats.org/wordprocessingml/2006/main" xmlns:w14="http://schemas.microsoft.com/office/word/2010/wordml" xmlns:w15="http://schemas.microsoft.com/office/word/2012/wordml" xmlns:w16cex="http://schemas.microsoft.com/office/word/2018/wordml/cex" xmlns:w16cid="http://schemas.microsoft.com/office/word/2016/wordml/cid" xmlns:w16="http://schemas.microsoft.com/office/word/2018/wordml" xmlns:w16sdtdh="http://schemas.microsoft.com/office/word/2020/wordml/sdtdatahash" xmlns:w16se="http://schemas.microsoft.com/office/word/2015/wordml/symex" xmlns:wpg="http://schemas.microsoft.com/office/word/2010/wordprocessingGroup" xmlns:wpi="http://schemas.microsoft.com/office/word/2010/wordprocessingInk" xmlns:wne="http://schemas.microsoft.com/office/word/2006/wordml" xmlns:wps="http://schemas.microsoft.com/office/word/2010/wordprocessingShape" mc:Ignorable="w14 w15 w16se w16cid w16 w16cex w16sdtdh wp14">
   <w:endnote w:type="separator" w:id="-1">
     <w:p>
       <w:pPr>
@@ -6476,7 +4570,7 @@
 </file>
 
 <file path=word/footnotes.xml><?xml version="1.0" encoding="utf-8"?>
-<w:footnotes xmlns:wpc="http://schemas.microsoft.com/office/word/2010/wordprocessingCanvas" xmlns:cx="http://schemas.microsoft.com/office/drawing/2014/chartex" xmlns:cx1="http://schemas.microsoft.com/office/drawing/2015/9/8/chartex" xmlns:cx2="http://schemas.microsoft.com/office/drawing/2015/10/21/chartex" xmlns:cx3="http://schemas.microsoft.com/office/drawing/2016/5/9/chartex" xmlns:cx4="http://schemas.microsoft.com/office/drawing/2016/5/10/chartex" xmlns:cx5="http://schemas.microsoft.com/office/drawing/2016/5/11/chartex" xmlns:cx6="http://schemas.microsoft.com/office/drawing/2016/5/12/chartex" xmlns:cx7="http://schemas.microsoft.com/office/drawing/2016/5/13/chartex" xmlns:cx8="http://schemas.microsoft.com/office/drawing/2016/5/14/chartex" xmlns:mc="http://schemas.openxmlformats.org/markup-compatibility/2006" xmlns:aink="http://schemas.microsoft.com/office/drawing/2016/ink" xmlns:am3d="http://schemas.microsoft.com/office/drawing/2017/model3d" xmlns:o="urn:schemas-microsoft-com:office:office" xmlns:oel="http://schemas.microsoft.com/office/2019/extlst" xmlns:r="http://schemas.openxmlformats.org/officeDocument/2006/relationships" xmlns:m="http://schemas.openxmlformats.org/officeDocument/2006/math" xmlns:v="urn:schemas-microsoft-com:vml" xmlns:wp14="http://schemas.microsoft.com/office/word/2010/wordprocessingDrawing" xmlns:wp="http://schemas.openxmlformats.org/drawingml/2006/wordprocessingDrawing" xmlns:w10="urn:schemas-microsoft-com:office:word" xmlns:w="http://schemas.openxmlformats.org/wordprocessingml/2006/main" xmlns:w14="http://schemas.microsoft.com/office/word/2010/wordml" xmlns:w15="http://schemas.microsoft.com/office/word/2012/wordml" xmlns:w16cex="http://schemas.microsoft.com/office/word/2018/wordml/cex" xmlns:w16cid="http://schemas.microsoft.com/office/word/2016/wordml/cid" xmlns:w16="http://schemas.microsoft.com/office/word/2018/wordml" xmlns:w16du="http://schemas.microsoft.com/office/word/2023/wordml/word16du" xmlns:w16sdtdh="http://schemas.microsoft.com/office/word/2020/wordml/sdtdatahash" xmlns:w16sdtfl="http://schemas.microsoft.com/office/word/2024/wordml/sdtformatlock" xmlns:w16se="http://schemas.microsoft.com/office/word/2015/wordml/symex" xmlns:wpg="http://schemas.microsoft.com/office/word/2010/wordprocessingGroup" xmlns:wpi="http://schemas.microsoft.com/office/word/2010/wordprocessingInk" xmlns:wne="http://schemas.microsoft.com/office/word/2006/wordml" xmlns:wps="http://schemas.microsoft.com/office/word/2010/wordprocessingShape" mc:Ignorable="w14 w15 w16se w16cid w16 w16cex w16sdtdh w16sdtfl w16du wp14">
+<w:footnotes xmlns:wpc="http://schemas.microsoft.com/office/word/2010/wordprocessingCanvas" xmlns:cx="http://schemas.microsoft.com/office/drawing/2014/chartex" xmlns:cx1="http://schemas.microsoft.com/office/drawing/2015/9/8/chartex" xmlns:cx2="http://schemas.microsoft.com/office/drawing/2015/10/21/chartex" xmlns:cx3="http://schemas.microsoft.com/office/drawing/2016/5/9/chartex" xmlns:cx4="http://schemas.microsoft.com/office/drawing/2016/5/10/chartex" xmlns:cx5="http://schemas.microsoft.com/office/drawing/2016/5/11/chartex" xmlns:cx6="http://schemas.microsoft.com/office/drawing/2016/5/12/chartex" xmlns:cx7="http://schemas.microsoft.com/office/drawing/2016/5/13/chartex" xmlns:cx8="http://schemas.microsoft.com/office/drawing/2016/5/14/chartex" xmlns:mc="http://schemas.openxmlformats.org/markup-compatibility/2006" xmlns:aink="http://schemas.microsoft.com/office/drawing/2016/ink" xmlns:am3d="http://schemas.microsoft.com/office/drawing/2017/model3d" xmlns:o="urn:schemas-microsoft-com:office:office" xmlns:r="http://schemas.openxmlformats.org/officeDocument/2006/relationships" xmlns:m="http://schemas.openxmlformats.org/officeDocument/2006/math" xmlns:v="urn:schemas-microsoft-com:vml" xmlns:wp14="http://schemas.microsoft.com/office/word/2010/wordprocessingDrawing" xmlns:wp="http://schemas.openxmlformats.org/drawingml/2006/wordprocessingDrawing" xmlns:w10="urn:schemas-microsoft-com:office:word" xmlns:w="http://schemas.openxmlformats.org/wordprocessingml/2006/main" xmlns:w14="http://schemas.microsoft.com/office/word/2010/wordml" xmlns:w15="http://schemas.microsoft.com/office/word/2012/wordml" xmlns:w16cex="http://schemas.microsoft.com/office/word/2018/wordml/cex" xmlns:w16cid="http://schemas.microsoft.com/office/word/2016/wordml/cid" xmlns:w16="http://schemas.microsoft.com/office/word/2018/wordml" xmlns:w16sdtdh="http://schemas.microsoft.com/office/word/2020/wordml/sdtdatahash" xmlns:w16se="http://schemas.microsoft.com/office/word/2015/wordml/symex" xmlns:wpg="http://schemas.microsoft.com/office/word/2010/wordprocessingGroup" xmlns:wpi="http://schemas.microsoft.com/office/word/2010/wordprocessingInk" xmlns:wne="http://schemas.microsoft.com/office/word/2006/wordml" xmlns:wps="http://schemas.microsoft.com/office/word/2010/wordprocessingShape" mc:Ignorable="w14 w15 w16se w16cid w16 w16cex w16sdtdh wp14">
   <w:footnote w:type="separator" w:id="-1">
     <w:p>
       <w:pPr>
@@ -6501,7 +4595,7 @@
 </file>
 
 <file path=word/header1.xml><?xml version="1.0" encoding="utf-8"?>
-<w:hdr xmlns:wpc="http://schemas.microsoft.com/office/word/2010/wordprocessingCanvas" xmlns:cx="http://schemas.microsoft.com/office/drawing/2014/chartex" xmlns:cx1="http://schemas.microsoft.com/office/drawing/2015/9/8/chartex" xmlns:cx2="http://schemas.microsoft.com/office/drawing/2015/10/21/chartex" xmlns:cx3="http://schemas.microsoft.com/office/drawing/2016/5/9/chartex" xmlns:cx4="http://schemas.microsoft.com/office/drawing/2016/5/10/chartex" xmlns:cx5="http://schemas.microsoft.com/office/drawing/2016/5/11/chartex" xmlns:cx6="http://schemas.microsoft.com/office/drawing/2016/5/12/chartex" xmlns:cx7="http://schemas.microsoft.com/office/drawing/2016/5/13/chartex" xmlns:cx8="http://schemas.microsoft.com/office/drawing/2016/5/14/chartex" xmlns:mc="http://schemas.openxmlformats.org/markup-compatibility/2006" xmlns:aink="http://schemas.microsoft.com/office/drawing/2016/ink" xmlns:am3d="http://schemas.microsoft.com/office/drawing/2017/model3d" xmlns:o="urn:schemas-microsoft-com:office:office" xmlns:oel="http://schemas.microsoft.com/office/2019/extlst" xmlns:r="http://schemas.openxmlformats.org/officeDocument/2006/relationships" xmlns:m="http://schemas.openxmlformats.org/officeDocument/2006/math" xmlns:v="urn:schemas-microsoft-com:vml" xmlns:wp14="http://schemas.microsoft.com/office/word/2010/wordprocessingDrawing" xmlns:wp="http://schemas.openxmlformats.org/drawingml/2006/wordprocessingDrawing" xmlns:w10="urn:schemas-microsoft-com:office:word" xmlns:w="http://schemas.openxmlformats.org/wordprocessingml/2006/main" xmlns:w14="http://schemas.microsoft.com/office/word/2010/wordml" xmlns:w15="http://schemas.microsoft.com/office/word/2012/wordml" xmlns:w16cex="http://schemas.microsoft.com/office/word/2018/wordml/cex" xmlns:w16cid="http://schemas.microsoft.com/office/word/2016/wordml/cid" xmlns:w16="http://schemas.microsoft.com/office/word/2018/wordml" xmlns:w16du="http://schemas.microsoft.com/office/word/2023/wordml/word16du" xmlns:w16sdtdh="http://schemas.microsoft.com/office/word/2020/wordml/sdtdatahash" xmlns:w16sdtfl="http://schemas.microsoft.com/office/word/2024/wordml/sdtformatlock" xmlns:w16se="http://schemas.microsoft.com/office/word/2015/wordml/symex" xmlns:wpg="http://schemas.microsoft.com/office/word/2010/wordprocessingGroup" xmlns:wpi="http://schemas.microsoft.com/office/word/2010/wordprocessingInk" xmlns:wne="http://schemas.microsoft.com/office/word/2006/wordml" xmlns:wps="http://schemas.microsoft.com/office/word/2010/wordprocessingShape" mc:Ignorable="w14 w15 w16se w16cid w16 w16cex w16sdtdh w16sdtfl w16du wp14">
+<w:hdr xmlns:wpc="http://schemas.microsoft.com/office/word/2010/wordprocessingCanvas" xmlns:cx="http://schemas.microsoft.com/office/drawing/2014/chartex" xmlns:cx1="http://schemas.microsoft.com/office/drawing/2015/9/8/chartex" xmlns:cx2="http://schemas.microsoft.com/office/drawing/2015/10/21/chartex" xmlns:cx3="http://schemas.microsoft.com/office/drawing/2016/5/9/chartex" xmlns:cx4="http://schemas.microsoft.com/office/drawing/2016/5/10/chartex" xmlns:cx5="http://schemas.microsoft.com/office/drawing/2016/5/11/chartex" xmlns:cx6="http://schemas.microsoft.com/office/drawing/2016/5/12/chartex" xmlns:cx7="http://schemas.microsoft.com/office/drawing/2016/5/13/chartex" xmlns:cx8="http://schemas.microsoft.com/office/drawing/2016/5/14/chartex" xmlns:mc="http://schemas.openxmlformats.org/markup-compatibility/2006" xmlns:aink="http://schemas.microsoft.com/office/drawing/2016/ink" xmlns:am3d="http://schemas.microsoft.com/office/drawing/2017/model3d" xmlns:o="urn:schemas-microsoft-com:office:office" xmlns:r="http://schemas.openxmlformats.org/officeDocument/2006/relationships" xmlns:m="http://schemas.openxmlformats.org/officeDocument/2006/math" xmlns:v="urn:schemas-microsoft-com:vml" xmlns:wp14="http://schemas.microsoft.com/office/word/2010/wordprocessingDrawing" xmlns:wp="http://schemas.openxmlformats.org/drawingml/2006/wordprocessingDrawing" xmlns:w10="urn:schemas-microsoft-com:office:word" xmlns:w="http://schemas.openxmlformats.org/wordprocessingml/2006/main" xmlns:w14="http://schemas.microsoft.com/office/word/2010/wordml" xmlns:w15="http://schemas.microsoft.com/office/word/2012/wordml" xmlns:w16cex="http://schemas.microsoft.com/office/word/2018/wordml/cex" xmlns:w16cid="http://schemas.microsoft.com/office/word/2016/wordml/cid" xmlns:w16="http://schemas.microsoft.com/office/word/2018/wordml" xmlns:w16sdtdh="http://schemas.microsoft.com/office/word/2020/wordml/sdtdatahash" xmlns:w16se="http://schemas.microsoft.com/office/word/2015/wordml/symex" xmlns:wpg="http://schemas.microsoft.com/office/word/2010/wordprocessingGroup" xmlns:wpi="http://schemas.microsoft.com/office/word/2010/wordprocessingInk" xmlns:wne="http://schemas.microsoft.com/office/word/2006/wordml" xmlns:wps="http://schemas.microsoft.com/office/word/2010/wordprocessingShape" mc:Ignorable="w14 w15 w16se w16cid w16 w16cex w16sdtdh wp14">
   <w:p>
     <w:pPr>
       <w:pStyle w:val="ac"/>
@@ -6514,7 +4608,7 @@
 </file>
 
 <file path=word/numbering.xml><?xml version="1.0" encoding="utf-8"?>
-<w:numbering xmlns:wpc="http://schemas.microsoft.com/office/word/2010/wordprocessingCanvas" xmlns:cx="http://schemas.microsoft.com/office/drawing/2014/chartex" xmlns:cx1="http://schemas.microsoft.com/office/drawing/2015/9/8/chartex" xmlns:cx2="http://schemas.microsoft.com/office/drawing/2015/10/21/chartex" xmlns:cx3="http://schemas.microsoft.com/office/drawing/2016/5/9/chartex" xmlns:cx4="http://schemas.microsoft.com/office/drawing/2016/5/10/chartex" xmlns:cx5="http://schemas.microsoft.com/office/drawing/2016/5/11/chartex" xmlns:cx6="http://schemas.microsoft.com/office/drawing/2016/5/12/chartex" xmlns:cx7="http://schemas.microsoft.com/office/drawing/2016/5/13/chartex" xmlns:cx8="http://schemas.microsoft.com/office/drawing/2016/5/14/chartex" xmlns:mc="http://schemas.openxmlformats.org/markup-compatibility/2006" xmlns:aink="http://schemas.microsoft.com/office/drawing/2016/ink" xmlns:am3d="http://schemas.microsoft.com/office/drawing/2017/model3d" xmlns:o="urn:schemas-microsoft-com:office:office" xmlns:oel="http://schemas.microsoft.com/office/2019/extlst" xmlns:r="http://schemas.openxmlformats.org/officeDocument/2006/relationships" xmlns:m="http://schemas.openxmlformats.org/officeDocument/2006/math" xmlns:v="urn:schemas-microsoft-com:vml" xmlns:wp14="http://schemas.microsoft.com/office/word/2010/wordprocessingDrawing" xmlns:wp="http://schemas.openxmlformats.org/drawingml/2006/wordprocessingDrawing" xmlns:w10="urn:schemas-microsoft-com:office:word" xmlns:w="http://schemas.openxmlformats.org/wordprocessingml/2006/main" xmlns:w14="http://schemas.microsoft.com/office/word/2010/wordml" xmlns:w15="http://schemas.microsoft.com/office/word/2012/wordml" xmlns:w16cex="http://schemas.microsoft.com/office/word/2018/wordml/cex" xmlns:w16cid="http://schemas.microsoft.com/office/word/2016/wordml/cid" xmlns:w16="http://schemas.microsoft.com/office/word/2018/wordml" xmlns:w16du="http://schemas.microsoft.com/office/word/2023/wordml/word16du" xmlns:w16sdtdh="http://schemas.microsoft.com/office/word/2020/wordml/sdtdatahash" xmlns:w16sdtfl="http://schemas.microsoft.com/office/word/2024/wordml/sdtformatlock" xmlns:w16se="http://schemas.microsoft.com/office/word/2015/wordml/symex" xmlns:wpg="http://schemas.microsoft.com/office/word/2010/wordprocessingGroup" xmlns:wpi="http://schemas.microsoft.com/office/word/2010/wordprocessingInk" xmlns:wne="http://schemas.microsoft.com/office/word/2006/wordml" xmlns:wps="http://schemas.microsoft.com/office/word/2010/wordprocessingShape" mc:Ignorable="w14 w15 w16se w16cid w16 w16cex w16sdtdh w16sdtfl w16du wp14">
+<w:numbering xmlns:wpc="http://schemas.microsoft.com/office/word/2010/wordprocessingCanvas" xmlns:cx="http://schemas.microsoft.com/office/drawing/2014/chartex" xmlns:cx1="http://schemas.microsoft.com/office/drawing/2015/9/8/chartex" xmlns:cx2="http://schemas.microsoft.com/office/drawing/2015/10/21/chartex" xmlns:cx3="http://schemas.microsoft.com/office/drawing/2016/5/9/chartex" xmlns:cx4="http://schemas.microsoft.com/office/drawing/2016/5/10/chartex" xmlns:cx5="http://schemas.microsoft.com/office/drawing/2016/5/11/chartex" xmlns:cx6="http://schemas.microsoft.com/office/drawing/2016/5/12/chartex" xmlns:cx7="http://schemas.microsoft.com/office/drawing/2016/5/13/chartex" xmlns:cx8="http://schemas.microsoft.com/office/drawing/2016/5/14/chartex" xmlns:mc="http://schemas.openxmlformats.org/markup-compatibility/2006" xmlns:aink="http://schemas.microsoft.com/office/drawing/2016/ink" xmlns:am3d="http://schemas.microsoft.com/office/drawing/2017/model3d" xmlns:o="urn:schemas-microsoft-com:office:office" xmlns:r="http://schemas.openxmlformats.org/officeDocument/2006/relationships" xmlns:m="http://schemas.openxmlformats.org/officeDocument/2006/math" xmlns:v="urn:schemas-microsoft-com:vml" xmlns:wp14="http://schemas.microsoft.com/office/word/2010/wordprocessingDrawing" xmlns:wp="http://schemas.openxmlformats.org/drawingml/2006/wordprocessingDrawing" xmlns:w10="urn:schemas-microsoft-com:office:word" xmlns:w="http://schemas.openxmlformats.org/wordprocessingml/2006/main" xmlns:w14="http://schemas.microsoft.com/office/word/2010/wordml" xmlns:w15="http://schemas.microsoft.com/office/word/2012/wordml" xmlns:w16cex="http://schemas.microsoft.com/office/word/2018/wordml/cex" xmlns:w16cid="http://schemas.microsoft.com/office/word/2016/wordml/cid" xmlns:w16="http://schemas.microsoft.com/office/word/2018/wordml" xmlns:w16sdtdh="http://schemas.microsoft.com/office/word/2020/wordml/sdtdatahash" xmlns:w16se="http://schemas.microsoft.com/office/word/2015/wordml/symex" xmlns:wpg="http://schemas.microsoft.com/office/word/2010/wordprocessingGroup" xmlns:wpi="http://schemas.microsoft.com/office/word/2010/wordprocessingInk" xmlns:wne="http://schemas.microsoft.com/office/word/2006/wordml" xmlns:wps="http://schemas.microsoft.com/office/word/2010/wordprocessingShape" mc:Ignorable="w14 w15 w16se w16cid w16 w16cex w16sdtdh wp14">
   <w:abstractNum w:abstractNumId="0" w15:restartNumberingAfterBreak="0">
     <w:nsid w:val="D1E14B49"/>
     <w:multiLevelType w:val="singleLevel"/>
@@ -6615,17 +4709,17 @@
       </w:pPr>
     </w:lvl>
   </w:abstractNum>
-  <w:num w:numId="1" w16cid:durableId="521015179">
+  <w:num w:numId="1">
     <w:abstractNumId w:val="0"/>
   </w:num>
-  <w:num w:numId="2" w16cid:durableId="1873880924">
+  <w:num w:numId="2">
     <w:abstractNumId w:val="1"/>
   </w:num>
 </w:numbering>
 </file>
 
 <file path=word/styles.xml><?xml version="1.0" encoding="utf-8"?>
-<w:styles xmlns:mc="http://schemas.openxmlformats.org/markup-compatibility/2006" xmlns:r="http://schemas.openxmlformats.org/officeDocument/2006/relationships" xmlns:w="http://schemas.openxmlformats.org/wordprocessingml/2006/main" xmlns:w14="http://schemas.microsoft.com/office/word/2010/wordml" xmlns:w15="http://schemas.microsoft.com/office/word/2012/wordml" xmlns:w16cex="http://schemas.microsoft.com/office/word/2018/wordml/cex" xmlns:w16cid="http://schemas.microsoft.com/office/word/2016/wordml/cid" xmlns:w16="http://schemas.microsoft.com/office/word/2018/wordml" xmlns:w16du="http://schemas.microsoft.com/office/word/2023/wordml/word16du" xmlns:w16sdtdh="http://schemas.microsoft.com/office/word/2020/wordml/sdtdatahash" xmlns:w16sdtfl="http://schemas.microsoft.com/office/word/2024/wordml/sdtformatlock" xmlns:w16se="http://schemas.microsoft.com/office/word/2015/wordml/symex" mc:Ignorable="w14 w15 w16se w16cid w16 w16cex w16sdtdh w16sdtfl w16du">
+<w:styles xmlns:mc="http://schemas.openxmlformats.org/markup-compatibility/2006" xmlns:r="http://schemas.openxmlformats.org/officeDocument/2006/relationships" xmlns:w="http://schemas.openxmlformats.org/wordprocessingml/2006/main" xmlns:w14="http://schemas.microsoft.com/office/word/2010/wordml" xmlns:w15="http://schemas.microsoft.com/office/word/2012/wordml" xmlns:w16cex="http://schemas.microsoft.com/office/word/2018/wordml/cex" xmlns:w16cid="http://schemas.microsoft.com/office/word/2016/wordml/cid" xmlns:w16="http://schemas.microsoft.com/office/word/2018/wordml" xmlns:w16sdtdh="http://schemas.microsoft.com/office/word/2020/wordml/sdtdatahash" xmlns:w16se="http://schemas.microsoft.com/office/word/2015/wordml/symex" mc:Ignorable="w14 w15 w16se w16cid w16 w16cex w16sdtdh">
   <w:docDefaults>
     <w:rPrDefault>
       <w:rPr>
@@ -7585,6 +5679,17 @@
     <w:uiPriority w:val="99"/>
     <w:rsid w:val="001D6839"/>
   </w:style>
+  <w:style w:type="character" w:styleId="af0">
+    <w:name w:val="Strong"/>
+    <w:basedOn w:val="a0"/>
+    <w:uiPriority w:val="22"/>
+    <w:qFormat/>
+    <w:rsid w:val="00A97C76"/>
+    <w:rPr>
+      <w:b/>
+      <w:bCs/>
+    </w:rPr>
+  </w:style>
 </w:styles>
 </file>
 
